--- a/generated-contracts/src/main/resources/templates/14BaoCaoThamDinhVaDeXuatChoVayTHTieuDung.docx
+++ b/generated-contracts/src/main/resources/templates/14BaoCaoThamDinhVaDeXuatChoVayTHTieuDung.docx
@@ -1,6 +1,6 @@
 
 <file path=word/document.xml><?xml version="1.0" encoding="utf-8"?>
-<w:document xmlns:wpc="http://schemas.microsoft.com/office/word/2010/wordprocessingCanvas" xmlns:cx="http://schemas.microsoft.com/office/drawing/2014/chartex" xmlns:mc="http://schemas.openxmlformats.org/markup-compatibility/2006" xmlns:o="urn:schemas-microsoft-com:office:office" xmlns:r="http://schemas.openxmlformats.org/officeDocument/2006/relationships" xmlns:m="http://schemas.openxmlformats.org/officeDocument/2006/math" xmlns:v="urn:schemas-microsoft-com:vml" xmlns:wp14="http://schemas.microsoft.com/office/word/2010/wordprocessingDrawing" xmlns:wp="http://schemas.openxmlformats.org/drawingml/2006/wordprocessingDrawing" xmlns:w10="urn:schemas-microsoft-com:office:word" xmlns:w="http://schemas.openxmlformats.org/wordprocessingml/2006/main" xmlns:w14="http://schemas.microsoft.com/office/word/2010/wordml" xmlns:w15="http://schemas.microsoft.com/office/word/2012/wordml" xmlns:w16se="http://schemas.microsoft.com/office/word/2015/wordml/symex" xmlns:wpg="http://schemas.microsoft.com/office/word/2010/wordprocessingGroup" xmlns:wpi="http://schemas.microsoft.com/office/word/2010/wordprocessingInk" xmlns:wne="http://schemas.microsoft.com/office/word/2006/wordml" xmlns:wps="http://schemas.microsoft.com/office/word/2010/wordprocessingShape" mc:Ignorable="w14 w15 w16se wp14">
+<w:document xmlns:wpc="http://schemas.microsoft.com/office/word/2010/wordprocessingCanvas" xmlns:cx="http://schemas.microsoft.com/office/drawing/2014/chartex" xmlns:cx1="http://schemas.microsoft.com/office/drawing/2015/9/8/chartex" xmlns:cx2="http://schemas.microsoft.com/office/drawing/2015/10/21/chartex" xmlns:cx3="http://schemas.microsoft.com/office/drawing/2016/5/9/chartex" xmlns:cx4="http://schemas.microsoft.com/office/drawing/2016/5/10/chartex" xmlns:cx5="http://schemas.microsoft.com/office/drawing/2016/5/11/chartex" xmlns:cx6="http://schemas.microsoft.com/office/drawing/2016/5/12/chartex" xmlns:cx7="http://schemas.microsoft.com/office/drawing/2016/5/13/chartex" xmlns:cx8="http://schemas.microsoft.com/office/drawing/2016/5/14/chartex" xmlns:mc="http://schemas.openxmlformats.org/markup-compatibility/2006" xmlns:aink="http://schemas.microsoft.com/office/drawing/2016/ink" xmlns:am3d="http://schemas.microsoft.com/office/drawing/2017/model3d" xmlns:o="urn:schemas-microsoft-com:office:office" xmlns:oel="http://schemas.microsoft.com/office/2019/extlst" xmlns:r="http://schemas.openxmlformats.org/officeDocument/2006/relationships" xmlns:m="http://schemas.openxmlformats.org/officeDocument/2006/math" xmlns:v="urn:schemas-microsoft-com:vml" xmlns:wp14="http://schemas.microsoft.com/office/word/2010/wordprocessingDrawing" xmlns:wp="http://schemas.openxmlformats.org/drawingml/2006/wordprocessingDrawing" xmlns:w10="urn:schemas-microsoft-com:office:word" xmlns:w="http://schemas.openxmlformats.org/wordprocessingml/2006/main" xmlns:w14="http://schemas.microsoft.com/office/word/2010/wordml" xmlns:w15="http://schemas.microsoft.com/office/word/2012/wordml" xmlns:w16cex="http://schemas.microsoft.com/office/word/2018/wordml/cex" xmlns:w16cid="http://schemas.microsoft.com/office/word/2016/wordml/cid" xmlns:w16="http://schemas.microsoft.com/office/word/2018/wordml" xmlns:w16du="http://schemas.microsoft.com/office/word/2023/wordml/word16du" xmlns:w16sdtdh="http://schemas.microsoft.com/office/word/2020/wordml/sdtdatahash" xmlns:w16sdtfl="http://schemas.microsoft.com/office/word/2024/wordml/sdtformatlock" xmlns:w16se="http://schemas.microsoft.com/office/word/2015/wordml/symex" xmlns:wpg="http://schemas.microsoft.com/office/word/2010/wordprocessingGroup" xmlns:wpi="http://schemas.microsoft.com/office/word/2010/wordprocessingInk" xmlns:wne="http://schemas.microsoft.com/office/word/2006/wordml" xmlns:wps="http://schemas.microsoft.com/office/word/2010/wordprocessingShape" mc:Ignorable="w14 w15 w16se w16cid w16 w16cex w16sdtdh w16sdtfl w16du wp14">
   <w:body>
     <w:p>
       <w:pPr>
@@ -25,15 +25,33 @@
           <w:b/>
           <w:sz w:val="28"/>
         </w:rPr>
-        <w:t xml:space="preserve">NG NHÂN DÂN  </w:t>
-      </w:r>
-      <w:r>
-        <w:rPr>
-          <w:rFonts w:ascii="Times New Roman" w:hAnsi="Times New Roman"/>
-          <w:b/>
-          <w:sz w:val="28"/>
-        </w:rPr>
-        <w:t>CỘNG HÒA XÃ HỘI CHỦ NGHĨA VIỆT NAM</w:t>
+        <w:t xml:space="preserve">NG NHÂN </w:t>
+      </w:r>
+      <w:proofErr w:type="gramStart"/>
+      <w:r>
+        <w:rPr>
+          <w:rFonts w:ascii="Times New Roman" w:hAnsi="Times New Roman"/>
+          <w:b/>
+          <w:sz w:val="28"/>
+        </w:rPr>
+        <w:t xml:space="preserve">DÂN  </w:t>
+      </w:r>
+      <w:r>
+        <w:rPr>
+          <w:rFonts w:ascii="Times New Roman" w:hAnsi="Times New Roman"/>
+          <w:b/>
+          <w:sz w:val="28"/>
+        </w:rPr>
+        <w:t>CỘNG</w:t>
+      </w:r>
+      <w:proofErr w:type="gramEnd"/>
+      <w:r>
+        <w:rPr>
+          <w:rFonts w:ascii="Times New Roman" w:hAnsi="Times New Roman"/>
+          <w:b/>
+          <w:sz w:val="28"/>
+        </w:rPr>
+        <w:t xml:space="preserve"> HÒA XÃ HỘI CHỦ NGHĨA VIỆT NAM</w:t>
       </w:r>
     </w:p>
     <w:p>
@@ -52,7 +70,7 @@
           <w:noProof/>
           <w:sz w:val="28"/>
         </w:rPr>
-        <w:pict>
+        <w:pict w14:anchorId="3A339369">
           <v:shapetype id="_x0000_t32" coordsize="21600,21600" o:spt="32" o:oned="t" path="m,l21600,21600e" filled="f">
             <v:path arrowok="t" fillok="f" o:connecttype="none"/>
             <o:lock v:ext="edit" shapetype="t"/>
@@ -98,12 +116,1264 @@
       </w:pPr>
       <w:r>
         <w:rPr>
+          <w:rFonts w:ascii="Times New Roman" w:hAnsi="Times New Roman"/>
+          <w:b/>
+          <w:sz w:val="28"/>
+        </w:rPr>
+        <w:tab/>
+      </w:r>
+      <w:r>
+        <w:rPr>
+          <w:rFonts w:ascii="Times New Roman" w:hAnsi="Times New Roman"/>
+          <w:b/>
+          <w:sz w:val="28"/>
+        </w:rPr>
+        <w:tab/>
+      </w:r>
+      <w:r>
+        <w:rPr>
+          <w:rFonts w:ascii="Times New Roman" w:hAnsi="Times New Roman"/>
+          <w:b/>
+          <w:sz w:val="28"/>
+        </w:rPr>
+        <w:tab/>
+      </w:r>
+      <w:r>
+        <w:rPr>
+          <w:rFonts w:ascii="Times New Roman" w:hAnsi="Times New Roman"/>
+          <w:b/>
+          <w:sz w:val="28"/>
+        </w:rPr>
+        <w:tab/>
+      </w:r>
+      <w:r>
+        <w:rPr>
+          <w:rFonts w:ascii="Times New Roman" w:hAnsi="Times New Roman"/>
+          <w:b/>
+          <w:sz w:val="28"/>
+        </w:rPr>
+        <w:tab/>
+        <w:t xml:space="preserve">     </w:t>
+      </w:r>
+      <w:r>
+        <w:rPr>
+          <w:rFonts w:ascii="Times New Roman" w:hAnsi="Times New Roman"/>
+          <w:i/>
+          <w:sz w:val="28"/>
+        </w:rPr>
+        <w:t>{{phuong}},</w:t>
+      </w:r>
+      <w:r>
+        <w:rPr>
+          <w:rFonts w:ascii="Times New Roman" w:hAnsi="Times New Roman"/>
+          <w:sz w:val="28"/>
+        </w:rPr>
+        <w:t xml:space="preserve"> </w:t>
+      </w:r>
+      <w:r>
+        <w:rPr>
+          <w:rFonts w:ascii="Times New Roman" w:hAnsi="Times New Roman"/>
+          <w:i/>
+          <w:sz w:val="28"/>
+        </w:rPr>
+        <w:t>Ngày {{day}} tháng {{month}} năm {{year}}</w:t>
+      </w:r>
+    </w:p>
+    <w:p>
+      <w:pPr>
+        <w:spacing w:after="0" w:line="240" w:lineRule="auto"/>
+        <w:jc w:val="center"/>
+        <w:rPr>
+          <w:rFonts w:ascii="Times New Roman" w:hAnsi="Times New Roman"/>
+          <w:b/>
+          <w:sz w:val="28"/>
+        </w:rPr>
+      </w:pPr>
+    </w:p>
+    <w:p>
+      <w:pPr>
+        <w:spacing w:after="0" w:line="240" w:lineRule="auto"/>
+        <w:jc w:val="center"/>
+        <w:rPr>
+          <w:rFonts w:ascii="Times New Roman" w:hAnsi="Times New Roman"/>
+          <w:b/>
+          <w:sz w:val="28"/>
+        </w:rPr>
+      </w:pPr>
+      <w:r>
+        <w:rPr>
+          <w:rFonts w:ascii="Times New Roman" w:hAnsi="Times New Roman"/>
+          <w:b/>
+          <w:sz w:val="28"/>
+        </w:rPr>
+        <w:t xml:space="preserve">BÁO CÁO THẨM ĐỊNH </w:t>
+      </w:r>
+      <w:r>
+        <w:rPr>
+          <w:rFonts w:ascii="Times New Roman" w:hAnsi="Times New Roman"/>
+          <w:b/>
+          <w:sz w:val="28"/>
+        </w:rPr>
+        <w:t>{{tieuDeBCTD}}</w:t>
+      </w:r>
+    </w:p>
+    <w:p>
+      <w:pPr>
+        <w:spacing w:after="0" w:line="240" w:lineRule="auto"/>
+        <w:jc w:val="center"/>
+        <w:rPr>
+          <w:rFonts w:ascii="Times New Roman" w:hAnsi="Times New Roman"/>
+          <w:b/>
+          <w:sz w:val="28"/>
+        </w:rPr>
+      </w:pPr>
+      <w:r>
+        <w:rPr>
+          <w:rFonts w:ascii="Times New Roman" w:hAnsi="Times New Roman"/>
+          <w:b/>
+          <w:sz w:val="28"/>
+        </w:rPr>
+        <w:t>(Đối với khách hàng vay</w:t>
+      </w:r>
+      <w:r>
+        <w:rPr>
+          <w:rFonts w:ascii="Times New Roman" w:hAnsi="Times New Roman"/>
+          <w:b/>
+          <w:sz w:val="28"/>
+        </w:rPr>
+        <w:t xml:space="preserve"> {{slvt}}</w:t>
+      </w:r>
+      <w:r>
+        <w:rPr>
+          <w:rFonts w:ascii="Times New Roman" w:hAnsi="Times New Roman"/>
+          <w:b/>
+          <w:sz w:val="28"/>
+        </w:rPr>
+        <w:t>)</w:t>
+      </w:r>
+    </w:p>
+    <w:p>
+      <w:pPr>
+        <w:spacing w:after="0" w:line="240" w:lineRule="auto"/>
+        <w:jc w:val="center"/>
+        <w:rPr>
+          <w:rFonts w:ascii="Times New Roman" w:hAnsi="Times New Roman"/>
+          <w:b/>
+          <w:sz w:val="28"/>
+        </w:rPr>
+      </w:pPr>
+    </w:p>
+    <w:p>
+      <w:pPr>
+        <w:spacing w:after="0" w:line="240" w:lineRule="auto"/>
+        <w:rPr>
+          <w:rFonts w:ascii="Times New Roman" w:hAnsi="Times New Roman"/>
+          <w:sz w:val="28"/>
+        </w:rPr>
+      </w:pPr>
+      <w:r>
+        <w:rPr>
+          <w:rFonts w:ascii="Times New Roman" w:hAnsi="Times New Roman"/>
+          <w:sz w:val="28"/>
+        </w:rPr>
+        <w:t>Căn cứ quy định nội bộ về cho vay của quỹ của quỹ tín dụng nhân dân Thái học đối với khách hàng.</w:t>
+      </w:r>
+    </w:p>
+    <w:p>
+      <w:pPr>
+        <w:spacing w:after="0" w:line="240" w:lineRule="auto"/>
+        <w:rPr>
+          <w:rFonts w:ascii="Times New Roman" w:hAnsi="Times New Roman"/>
+          <w:sz w:val="28"/>
+        </w:rPr>
+      </w:pPr>
+      <w:r>
+        <w:rPr>
+          <w:rFonts w:ascii="Times New Roman" w:hAnsi="Times New Roman"/>
+          <w:sz w:val="28"/>
+        </w:rPr>
+        <w:t>Căn cứ quy trình cho vay đối với khách hàng của quỹ tín dụng nhân dân Thái Học.</w:t>
+      </w:r>
+    </w:p>
+    <w:p>
+      <w:pPr>
+        <w:spacing w:after="0" w:line="240" w:lineRule="auto"/>
+        <w:rPr>
+          <w:rFonts w:ascii="Times New Roman" w:hAnsi="Times New Roman"/>
+          <w:sz w:val="28"/>
+        </w:rPr>
+      </w:pPr>
+      <w:r>
+        <w:rPr>
+          <w:rFonts w:ascii="Times New Roman" w:hAnsi="Times New Roman"/>
+          <w:sz w:val="28"/>
+        </w:rPr>
+        <w:t>Căn cứ quy định có liên quan của pháp luật và quỹ tín dụng nhân dân Thái Học về cho vay, bảo đảm tiền vay.</w:t>
+      </w:r>
+    </w:p>
+    <w:p>
+      <w:pPr>
+        <w:spacing w:after="0" w:line="240" w:lineRule="auto"/>
+        <w:rPr>
+          <w:rFonts w:ascii="Times New Roman" w:hAnsi="Times New Roman"/>
+          <w:sz w:val="28"/>
+        </w:rPr>
+      </w:pPr>
+      <w:r>
+        <w:rPr>
+          <w:rFonts w:ascii="Times New Roman" w:hAnsi="Times New Roman"/>
+          <w:sz w:val="28"/>
+        </w:rPr>
+        <w:t>Căn cứ vào hồ sơ đề nghị vay của khách hàng.</w:t>
+      </w:r>
+    </w:p>
+    <w:p>
+      <w:pPr>
+        <w:spacing w:after="0" w:line="240" w:lineRule="auto"/>
+        <w:rPr>
+          <w:rFonts w:ascii="Times New Roman" w:hAnsi="Times New Roman"/>
+          <w:sz w:val="28"/>
+        </w:rPr>
+      </w:pPr>
+      <w:r>
+        <w:rPr>
+          <w:rFonts w:ascii="Times New Roman" w:hAnsi="Times New Roman"/>
+          <w:sz w:val="28"/>
+        </w:rPr>
+        <w:t xml:space="preserve">Tôi là: </w:t>
+      </w:r>
+      <w:r>
+        <w:rPr>
+          <w:rFonts w:ascii="Times New Roman" w:hAnsi="Times New Roman"/>
+          <w:b/>
+          <w:sz w:val="28"/>
+        </w:rPr>
+        <w:t>{{canBoTDVT}}</w:t>
+      </w:r>
+      <w:r>
+        <w:rPr>
+          <w:rFonts w:ascii="Times New Roman" w:hAnsi="Times New Roman"/>
+          <w:sz w:val="28"/>
+        </w:rPr>
+        <w:t xml:space="preserve"> </w:t>
+      </w:r>
+      <w:r>
+        <w:rPr>
+          <w:rFonts w:ascii="Times New Roman" w:hAnsi="Times New Roman"/>
+          <w:sz w:val="28"/>
+        </w:rPr>
+        <w:t>– Chức vụ: Cán bộ</w:t>
+      </w:r>
+      <w:r>
+        <w:rPr>
+          <w:rFonts w:ascii="Times New Roman" w:hAnsi="Times New Roman"/>
+          <w:sz w:val="28"/>
+        </w:rPr>
+        <w:t xml:space="preserve"> tín dụng</w:t>
+      </w:r>
+      <w:r>
+        <w:rPr>
+          <w:rFonts w:ascii="Times New Roman" w:hAnsi="Times New Roman"/>
+          <w:sz w:val="28"/>
+        </w:rPr>
+        <w:t xml:space="preserve"> đã tiến hành thẩm định các điều kiện vay vốn và lập báo cáo thẩm định và đề xuất cho vay như sau:</w:t>
+      </w:r>
+    </w:p>
+    <w:p>
+      <w:pPr>
+        <w:spacing w:after="0" w:line="240" w:lineRule="auto"/>
+        <w:rPr>
+          <w:rFonts w:ascii="Times New Roman" w:hAnsi="Times New Roman"/>
+          <w:b/>
+          <w:sz w:val="28"/>
+        </w:rPr>
+      </w:pPr>
+      <w:r>
+        <w:rPr>
+          <w:rFonts w:ascii="Times New Roman" w:hAnsi="Times New Roman"/>
+          <w:b/>
+          <w:sz w:val="28"/>
+        </w:rPr>
+        <w:t>I. NỘI DUNG ĐÁNH GIÁ VỀ KHÁCH HÀNG</w:t>
+      </w:r>
+    </w:p>
+    <w:p>
+      <w:pPr>
+        <w:spacing w:after="0" w:line="240" w:lineRule="auto"/>
+        <w:rPr>
+          <w:rFonts w:ascii="Times New Roman" w:hAnsi="Times New Roman"/>
+          <w:b/>
+          <w:sz w:val="28"/>
+        </w:rPr>
+      </w:pPr>
+      <w:r>
+        <w:rPr>
+          <w:rFonts w:ascii="Times New Roman" w:hAnsi="Times New Roman"/>
+          <w:b/>
+          <w:sz w:val="28"/>
+        </w:rPr>
+        <w:t>1. Thông tin chung về khách hàng:</w:t>
+      </w:r>
+    </w:p>
+    <w:p>
+      <w:pPr>
+        <w:spacing w:after="0" w:line="240" w:lineRule="auto"/>
+        <w:rPr>
+          <w:rFonts w:ascii="Times New Roman" w:hAnsi="Times New Roman"/>
+          <w:sz w:val="28"/>
+        </w:rPr>
+      </w:pPr>
+      <w:r>
+        <w:rPr>
+          <w:rFonts w:ascii="Times New Roman" w:hAnsi="Times New Roman"/>
+          <w:sz w:val="28"/>
+        </w:rPr>
+        <w:t>Tên người vay vố</w:t>
+      </w:r>
+      <w:r>
+        <w:rPr>
+          <w:rFonts w:ascii="Times New Roman" w:hAnsi="Times New Roman"/>
+          <w:sz w:val="28"/>
+        </w:rPr>
+        <w:t xml:space="preserve">n:      </w:t>
+      </w:r>
+      <w:proofErr w:type="gramStart"/>
+      <w:r>
+        <w:rPr>
+          <w:rFonts w:ascii="Times New Roman" w:hAnsi="Times New Roman"/>
+          <w:sz w:val="28"/>
+        </w:rPr>
+        <w:t xml:space="preserve">   </w:t>
+      </w:r>
+      <w:r>
+        <w:rPr>
+          <w:rFonts w:ascii="Times New Roman" w:hAnsi="Times New Roman"/>
+          <w:b/>
+          <w:sz w:val="28"/>
+        </w:rPr>
+        <w:t>{</w:t>
+      </w:r>
+      <w:proofErr w:type="gramEnd"/>
+      <w:r>
+        <w:rPr>
+          <w:rFonts w:ascii="Times New Roman" w:hAnsi="Times New Roman"/>
+          <w:b/>
+          <w:sz w:val="28"/>
+        </w:rPr>
+        <w:t>{kh</w:t>
+      </w:r>
+      <w:proofErr w:type="gramStart"/>
+      <w:r>
+        <w:rPr>
+          <w:rFonts w:ascii="Times New Roman" w:hAnsi="Times New Roman"/>
+          <w:b/>
+          <w:sz w:val="28"/>
+        </w:rPr>
+        <w:t>}}</w:t>
+      </w:r>
+      <w:r>
+        <w:rPr>
+          <w:rFonts w:ascii="Times New Roman" w:hAnsi="Times New Roman"/>
+          <w:sz w:val="28"/>
+        </w:rPr>
+        <w:t xml:space="preserve">   </w:t>
+      </w:r>
+      <w:proofErr w:type="gramEnd"/>
+      <w:r>
+        <w:rPr>
+          <w:rFonts w:ascii="Times New Roman" w:hAnsi="Times New Roman"/>
+          <w:sz w:val="28"/>
+        </w:rPr>
+        <w:t xml:space="preserve">                </w:t>
+      </w:r>
+      <w:r>
+        <w:rPr>
+          <w:rFonts w:ascii="Times New Roman" w:hAnsi="Times New Roman"/>
+          <w:sz w:val="28"/>
+        </w:rPr>
+        <w:t xml:space="preserve">    </w:t>
+      </w:r>
+      <w:r>
+        <w:rPr>
+          <w:rFonts w:ascii="Times New Roman" w:hAnsi="Times New Roman"/>
+          <w:sz w:val="28"/>
+        </w:rPr>
+        <w:t>Sinh ngày</w:t>
+      </w:r>
+      <w:r>
+        <w:rPr>
+          <w:rFonts w:ascii="Times New Roman" w:hAnsi="Times New Roman"/>
+          <w:sz w:val="28"/>
+        </w:rPr>
+        <w:t>: {{nskh}}</w:t>
+      </w:r>
+    </w:p>
+    <w:p>
+      <w:pPr>
+        <w:spacing w:after="0" w:line="240" w:lineRule="auto"/>
+        <w:rPr>
+          <w:rFonts w:ascii="Times New Roman" w:hAnsi="Times New Roman"/>
+          <w:sz w:val="28"/>
+        </w:rPr>
+      </w:pPr>
+      <w:r>
+        <w:rPr>
+          <w:rFonts w:ascii="Times New Roman" w:hAnsi="Times New Roman"/>
+          <w:sz w:val="28"/>
+        </w:rPr>
+        <w:t>CC/CCCD Số: {{cccdkh</w:t>
+      </w:r>
+      <w:proofErr w:type="gramStart"/>
+      <w:r>
+        <w:rPr>
+          <w:rFonts w:ascii="Times New Roman" w:hAnsi="Times New Roman"/>
+          <w:sz w:val="28"/>
+        </w:rPr>
+        <w:t xml:space="preserve">}}   </w:t>
+      </w:r>
+      <w:proofErr w:type="gramEnd"/>
+      <w:r>
+        <w:rPr>
+          <w:rFonts w:ascii="Times New Roman" w:hAnsi="Times New Roman"/>
+          <w:sz w:val="28"/>
+        </w:rPr>
+        <w:t xml:space="preserve">             </w:t>
+      </w:r>
+      <w:r>
+        <w:rPr>
+          <w:rFonts w:ascii="Times New Roman" w:hAnsi="Times New Roman"/>
+          <w:sz w:val="28"/>
+        </w:rPr>
+        <w:tab/>
+      </w:r>
+      <w:r>
+        <w:rPr>
+          <w:rFonts w:ascii="Times New Roman" w:hAnsi="Times New Roman"/>
+          <w:sz w:val="28"/>
+        </w:rPr>
+        <w:tab/>
+      </w:r>
+      <w:r>
+        <w:rPr>
+          <w:rFonts w:ascii="Times New Roman" w:hAnsi="Times New Roman"/>
+          <w:sz w:val="28"/>
+        </w:rPr>
+        <w:tab/>
+        <w:t xml:space="preserve">      </w:t>
+      </w:r>
+      <w:r>
+        <w:rPr>
+          <w:rFonts w:ascii="Times New Roman" w:hAnsi="Times New Roman"/>
+          <w:sz w:val="28"/>
+        </w:rPr>
+        <w:t xml:space="preserve"> </w:t>
+      </w:r>
+      <w:r>
+        <w:rPr>
+          <w:rFonts w:ascii="Times New Roman" w:hAnsi="Times New Roman"/>
+          <w:sz w:val="28"/>
+        </w:rPr>
+        <w:t xml:space="preserve">Ngày cấp: {{nckh}};      </w:t>
+      </w:r>
+    </w:p>
+    <w:p>
+      <w:pPr>
+        <w:spacing w:after="0" w:line="240" w:lineRule="auto"/>
+        <w:rPr>
+          <w:rFonts w:ascii="Times New Roman" w:hAnsi="Times New Roman"/>
+          <w:sz w:val="28"/>
+        </w:rPr>
+      </w:pPr>
+      <w:r>
+        <w:rPr>
+          <w:rFonts w:ascii="Times New Roman" w:hAnsi="Times New Roman"/>
+          <w:sz w:val="28"/>
+        </w:rPr>
+        <w:t>Nơi cấp: {{nccccdkh}}</w:t>
+      </w:r>
+    </w:p>
+    <w:p>
+      <w:pPr>
+        <w:spacing w:after="0" w:line="240" w:lineRule="auto"/>
+        <w:rPr>
+          <w:rFonts w:ascii="Times New Roman" w:hAnsi="Times New Roman"/>
+          <w:sz w:val="28"/>
+        </w:rPr>
+      </w:pPr>
+      <w:r>
+        <w:rPr>
+          <w:rFonts w:ascii="Times New Roman" w:hAnsi="Times New Roman"/>
+          <w:sz w:val="28"/>
+        </w:rPr>
+        <w:t>Và Ông/bà</w:t>
+      </w:r>
+      <w:r>
+        <w:rPr>
+          <w:rFonts w:ascii="Times New Roman" w:hAnsi="Times New Roman"/>
+          <w:sz w:val="28"/>
+        </w:rPr>
+        <w:t xml:space="preserve">:  </w:t>
+      </w:r>
+      <w:r>
+        <w:rPr>
+          <w:rFonts w:ascii="Times New Roman" w:hAnsi="Times New Roman"/>
+          <w:sz w:val="28"/>
+        </w:rPr>
+        <w:t xml:space="preserve">                 </w:t>
+      </w:r>
+      <w:proofErr w:type="gramStart"/>
+      <w:r>
+        <w:rPr>
+          <w:rFonts w:ascii="Times New Roman" w:hAnsi="Times New Roman"/>
+          <w:sz w:val="28"/>
+        </w:rPr>
+        <w:t xml:space="preserve">   </w:t>
+      </w:r>
+      <w:r>
+        <w:rPr>
+          <w:rFonts w:ascii="Times New Roman" w:hAnsi="Times New Roman"/>
+          <w:b/>
+          <w:sz w:val="28"/>
+        </w:rPr>
+        <w:t>{</w:t>
+      </w:r>
+      <w:proofErr w:type="gramEnd"/>
+      <w:r>
+        <w:rPr>
+          <w:rFonts w:ascii="Times New Roman" w:hAnsi="Times New Roman"/>
+          <w:b/>
+          <w:sz w:val="28"/>
+        </w:rPr>
+        <w:t>{ntkh</w:t>
+      </w:r>
+      <w:proofErr w:type="gramStart"/>
+      <w:r>
+        <w:rPr>
+          <w:rFonts w:ascii="Times New Roman" w:hAnsi="Times New Roman"/>
+          <w:b/>
+          <w:sz w:val="28"/>
+        </w:rPr>
+        <w:t>}}</w:t>
+      </w:r>
+      <w:r>
+        <w:rPr>
+          <w:rFonts w:ascii="Times New Roman" w:hAnsi="Times New Roman"/>
+          <w:sz w:val="28"/>
+        </w:rPr>
+        <w:t xml:space="preserve">   </w:t>
+      </w:r>
+      <w:proofErr w:type="gramEnd"/>
+      <w:r>
+        <w:rPr>
+          <w:rFonts w:ascii="Times New Roman" w:hAnsi="Times New Roman"/>
+          <w:sz w:val="28"/>
+        </w:rPr>
+        <w:t xml:space="preserve">           </w:t>
+      </w:r>
+      <w:r>
+        <w:rPr>
+          <w:rFonts w:ascii="Times New Roman" w:hAnsi="Times New Roman"/>
+          <w:sz w:val="28"/>
+        </w:rPr>
+        <w:t xml:space="preserve">   </w:t>
+      </w:r>
+      <w:r>
+        <w:rPr>
+          <w:rFonts w:ascii="Times New Roman" w:hAnsi="Times New Roman"/>
+          <w:sz w:val="28"/>
+        </w:rPr>
+        <w:t>Sinh ngày</w:t>
+      </w:r>
+      <w:r>
+        <w:rPr>
+          <w:rFonts w:ascii="Times New Roman" w:hAnsi="Times New Roman"/>
+          <w:sz w:val="28"/>
+        </w:rPr>
+        <w:t xml:space="preserve">: {{nsnt}}   </w:t>
+      </w:r>
+    </w:p>
+    <w:p>
+      <w:pPr>
+        <w:spacing w:after="0" w:line="240" w:lineRule="auto"/>
+        <w:rPr>
+          <w:rFonts w:ascii="Times New Roman" w:hAnsi="Times New Roman"/>
+          <w:sz w:val="28"/>
+        </w:rPr>
+      </w:pPr>
+      <w:r>
+        <w:rPr>
+          <w:rFonts w:ascii="Times New Roman" w:hAnsi="Times New Roman"/>
+          <w:sz w:val="28"/>
+        </w:rPr>
+        <w:t>CC/CCCD Số: {{cccdnt</w:t>
+      </w:r>
+      <w:proofErr w:type="gramStart"/>
+      <w:r>
+        <w:rPr>
+          <w:rFonts w:ascii="Times New Roman" w:hAnsi="Times New Roman"/>
+          <w:sz w:val="28"/>
+        </w:rPr>
+        <w:t xml:space="preserve">}}   </w:t>
+      </w:r>
+      <w:proofErr w:type="gramEnd"/>
+      <w:r>
+        <w:rPr>
+          <w:rFonts w:ascii="Times New Roman" w:hAnsi="Times New Roman"/>
+          <w:sz w:val="28"/>
+        </w:rPr>
+        <w:t xml:space="preserve">             </w:t>
+      </w:r>
+      <w:r>
+        <w:rPr>
+          <w:rFonts w:ascii="Times New Roman" w:hAnsi="Times New Roman"/>
+          <w:sz w:val="28"/>
+        </w:rPr>
+        <w:tab/>
+      </w:r>
+      <w:r>
+        <w:rPr>
+          <w:rFonts w:ascii="Times New Roman" w:hAnsi="Times New Roman"/>
+          <w:sz w:val="28"/>
+        </w:rPr>
+        <w:tab/>
+      </w:r>
+      <w:r>
+        <w:rPr>
+          <w:rFonts w:ascii="Times New Roman" w:hAnsi="Times New Roman"/>
+          <w:sz w:val="28"/>
+        </w:rPr>
+        <w:tab/>
+        <w:t xml:space="preserve">      </w:t>
+      </w:r>
+      <w:r>
+        <w:rPr>
+          <w:rFonts w:ascii="Times New Roman" w:hAnsi="Times New Roman"/>
+          <w:sz w:val="28"/>
+        </w:rPr>
+        <w:t xml:space="preserve"> </w:t>
+      </w:r>
+      <w:r>
+        <w:rPr>
+          <w:rFonts w:ascii="Times New Roman" w:hAnsi="Times New Roman"/>
+          <w:sz w:val="28"/>
+        </w:rPr>
+        <w:t xml:space="preserve">Ngày cấp: {{ncnt}}        </w:t>
+      </w:r>
+    </w:p>
+    <w:p>
+      <w:pPr>
+        <w:spacing w:after="0" w:line="240" w:lineRule="auto"/>
+        <w:rPr>
+          <w:rFonts w:ascii="Times New Roman" w:hAnsi="Times New Roman"/>
+          <w:sz w:val="28"/>
+        </w:rPr>
+      </w:pPr>
+      <w:r>
+        <w:rPr>
+          <w:rFonts w:ascii="Times New Roman" w:hAnsi="Times New Roman"/>
+          <w:sz w:val="28"/>
+        </w:rPr>
+        <w:t>N</w:t>
+      </w:r>
+      <w:r>
+        <w:rPr>
+          <w:rFonts w:ascii="Times New Roman" w:hAnsi="Times New Roman"/>
+          <w:sz w:val="28"/>
+        </w:rPr>
+        <w:t>ơ</w:t>
+      </w:r>
+      <w:r>
+        <w:rPr>
+          <w:rFonts w:ascii="Times New Roman" w:hAnsi="Times New Roman"/>
+          <w:sz w:val="28"/>
+        </w:rPr>
+        <w:t>i cấp: {{nccccdnt}}</w:t>
+      </w:r>
+    </w:p>
+    <w:p>
+      <w:pPr>
+        <w:spacing w:after="0" w:line="240" w:lineRule="auto"/>
+        <w:rPr>
+          <w:rFonts w:ascii="Times New Roman" w:hAnsi="Times New Roman"/>
+          <w:sz w:val="28"/>
+        </w:rPr>
+      </w:pPr>
+      <w:r>
+        <w:rPr>
+          <w:rFonts w:ascii="Times New Roman" w:hAnsi="Times New Roman"/>
+          <w:sz w:val="28"/>
+        </w:rPr>
+        <w:t>Quan hệ với người vay: {{qh}}</w:t>
+      </w:r>
+    </w:p>
+    <w:p>
+      <w:pPr>
+        <w:spacing w:after="0" w:line="240" w:lineRule="auto"/>
+        <w:rPr>
+          <w:rFonts w:ascii="Times New Roman" w:hAnsi="Times New Roman"/>
+          <w:sz w:val="28"/>
+        </w:rPr>
+      </w:pPr>
+      <w:r>
+        <w:rPr>
+          <w:rFonts w:ascii="Times New Roman" w:hAnsi="Times New Roman"/>
+          <w:sz w:val="28"/>
+        </w:rPr>
+        <w:t>Cùng địa chỉ thường trú: {{ttkh}}</w:t>
+      </w:r>
+    </w:p>
+    <w:p>
+      <w:pPr>
+        <w:spacing w:after="0" w:line="240" w:lineRule="auto"/>
+        <w:rPr>
+          <w:rFonts w:ascii="Times New Roman" w:hAnsi="Times New Roman"/>
+          <w:sz w:val="28"/>
+        </w:rPr>
+      </w:pPr>
+      <w:r>
+        <w:rPr>
+          <w:rFonts w:ascii="Times New Roman" w:hAnsi="Times New Roman"/>
+          <w:sz w:val="28"/>
+        </w:rPr>
+        <w:t>Địa điểm kinh doanh: {{ttkh}}</w:t>
+      </w:r>
+    </w:p>
+    <w:p>
+      <w:pPr>
+        <w:spacing w:after="0" w:line="240" w:lineRule="auto"/>
+        <w:rPr>
+          <w:rFonts w:ascii="Times New Roman" w:hAnsi="Times New Roman"/>
+          <w:sz w:val="28"/>
+        </w:rPr>
+      </w:pPr>
+      <w:r>
+        <w:rPr>
+          <w:rFonts w:ascii="Times New Roman" w:hAnsi="Times New Roman"/>
+          <w:sz w:val="28"/>
+        </w:rPr>
+        <w:t>Số tiề</w:t>
+      </w:r>
+      <w:r>
+        <w:rPr>
+          <w:rFonts w:ascii="Times New Roman" w:hAnsi="Times New Roman"/>
+          <w:sz w:val="28"/>
+        </w:rPr>
+        <w:t>n xin vay: {{tienso}}</w:t>
+      </w:r>
+      <w:r>
+        <w:rPr>
+          <w:rFonts w:ascii="Times New Roman" w:hAnsi="Times New Roman"/>
+          <w:sz w:val="28"/>
+        </w:rPr>
+        <w:tab/>
+      </w:r>
+      <w:r>
+        <w:rPr>
+          <w:rFonts w:ascii="Times New Roman" w:hAnsi="Times New Roman"/>
+          <w:sz w:val="28"/>
+        </w:rPr>
+        <w:t>(VNĐ)</w:t>
+      </w:r>
+      <w:r>
+        <w:rPr>
+          <w:rFonts w:ascii="Times New Roman" w:hAnsi="Times New Roman"/>
+          <w:sz w:val="28"/>
+        </w:rPr>
+        <w:tab/>
+        <w:t>Bằng chữ: ({{tc}})</w:t>
+      </w:r>
+    </w:p>
+    <w:p>
+      <w:pPr>
+        <w:spacing w:after="0" w:line="240" w:lineRule="auto"/>
+        <w:rPr>
+          <w:rFonts w:ascii="Times New Roman" w:hAnsi="Times New Roman"/>
+          <w:sz w:val="28"/>
+        </w:rPr>
+      </w:pPr>
+      <w:r>
+        <w:rPr>
+          <w:rFonts w:ascii="Times New Roman" w:hAnsi="Times New Roman"/>
+          <w:sz w:val="28"/>
+        </w:rPr>
+        <w:t>Mục đích sử dụng tiền vay: {{mdvay}}</w:t>
+      </w:r>
+    </w:p>
+    <w:p>
+      <w:pPr>
+        <w:spacing w:after="0" w:line="240" w:lineRule="auto"/>
+        <w:rPr>
+          <w:rFonts w:ascii="Times New Roman" w:hAnsi="Times New Roman"/>
+          <w:sz w:val="28"/>
+        </w:rPr>
+      </w:pPr>
+      <w:r>
+        <w:rPr>
+          <w:rFonts w:ascii="Times New Roman" w:hAnsi="Times New Roman"/>
+          <w:sz w:val="28"/>
+        </w:rPr>
+        <w:t xml:space="preserve">Phương thức xin vay: </w:t>
+      </w:r>
+      <w:r>
+        <w:rPr>
+          <w:rFonts w:ascii="Times New Roman" w:hAnsi="Times New Roman"/>
+          <w:sz w:val="28"/>
+        </w:rPr>
+        <w:t xml:space="preserve">  </w:t>
+      </w:r>
+      <w:proofErr w:type="gramStart"/>
+      <w:r>
+        <w:rPr>
+          <w:rFonts w:ascii="Times New Roman" w:hAnsi="Times New Roman"/>
+          <w:sz w:val="28"/>
+        </w:rPr>
+        <w:t xml:space="preserve">   </w:t>
+      </w:r>
+      <w:r>
+        <w:rPr>
+          <w:rFonts w:ascii="Times New Roman" w:hAnsi="Times New Roman"/>
+          <w:sz w:val="28"/>
+        </w:rPr>
+        <w:t>{</w:t>
+      </w:r>
+      <w:proofErr w:type="gramEnd"/>
+      <w:r>
+        <w:rPr>
+          <w:rFonts w:ascii="Times New Roman" w:hAnsi="Times New Roman"/>
+          <w:sz w:val="28"/>
+        </w:rPr>
+        <w:t>{slv}}</w:t>
+      </w:r>
+    </w:p>
+    <w:p>
+      <w:pPr>
+        <w:spacing w:after="0" w:line="240" w:lineRule="auto"/>
+        <w:rPr>
+          <w:rFonts w:ascii="Times New Roman" w:hAnsi="Times New Roman"/>
+          <w:sz w:val="28"/>
+        </w:rPr>
+      </w:pPr>
+      <w:r>
+        <w:rPr>
+          <w:rFonts w:ascii="Times New Roman" w:hAnsi="Times New Roman"/>
+          <w:sz w:val="28"/>
+        </w:rPr>
+        <w:t>Thời hạn sử dụng vốn vay: {{tgvv}}</w:t>
+      </w:r>
+      <w:r>
+        <w:rPr>
+          <w:rFonts w:ascii="Times New Roman" w:hAnsi="Times New Roman"/>
+          <w:sz w:val="28"/>
+        </w:rPr>
+        <w:t xml:space="preserve"> năm</w:t>
+      </w:r>
+    </w:p>
+    <w:p>
+      <w:pPr>
+        <w:spacing w:after="0" w:line="240" w:lineRule="auto"/>
+        <w:rPr>
+          <w:rFonts w:ascii="Times New Roman" w:hAnsi="Times New Roman"/>
+          <w:b/>
+          <w:sz w:val="28"/>
+        </w:rPr>
+      </w:pPr>
+      <w:r>
+        <w:rPr>
+          <w:rFonts w:ascii="Times New Roman" w:hAnsi="Times New Roman"/>
+          <w:b/>
+          <w:sz w:val="28"/>
+        </w:rPr>
+        <w:t>2. Tư cách khách hàng:</w:t>
+      </w:r>
+    </w:p>
+    <w:p>
+      <w:pPr>
+        <w:spacing w:after="0" w:line="240" w:lineRule="auto"/>
+        <w:rPr>
+          <w:rFonts w:ascii="Times New Roman" w:hAnsi="Times New Roman"/>
+          <w:sz w:val="28"/>
+        </w:rPr>
+      </w:pPr>
+      <w:r>
+        <w:rPr>
+          <w:rFonts w:ascii="Times New Roman" w:hAnsi="Times New Roman"/>
+          <w:sz w:val="28"/>
+        </w:rPr>
+        <w:t>Ông(bà):</w:t>
+      </w:r>
+      <w:proofErr w:type="gramStart"/>
+      <w:r>
+        <w:rPr>
+          <w:rFonts w:ascii="Times New Roman" w:hAnsi="Times New Roman"/>
+          <w:sz w:val="28"/>
+        </w:rPr>
+        <w:t xml:space="preserve">   </w:t>
+      </w:r>
+      <w:r>
+        <w:rPr>
+          <w:rFonts w:ascii="Times New Roman" w:hAnsi="Times New Roman"/>
+          <w:b/>
+          <w:sz w:val="28"/>
+        </w:rPr>
+        <w:t>{</w:t>
+      </w:r>
+      <w:proofErr w:type="gramEnd"/>
+      <w:r>
+        <w:rPr>
+          <w:rFonts w:ascii="Times New Roman" w:hAnsi="Times New Roman"/>
+          <w:b/>
+          <w:sz w:val="28"/>
+        </w:rPr>
+        <w:t>{kh</w:t>
+      </w:r>
+      <w:proofErr w:type="gramStart"/>
+      <w:r>
+        <w:rPr>
+          <w:rFonts w:ascii="Times New Roman" w:hAnsi="Times New Roman"/>
+          <w:b/>
+          <w:sz w:val="28"/>
+        </w:rPr>
+        <w:t>}}</w:t>
+      </w:r>
+      <w:r>
+        <w:rPr>
+          <w:rFonts w:ascii="Times New Roman" w:hAnsi="Times New Roman"/>
+          <w:sz w:val="28"/>
+        </w:rPr>
+        <w:t xml:space="preserve">   </w:t>
+      </w:r>
+      <w:proofErr w:type="gramEnd"/>
+      <w:r>
+        <w:rPr>
+          <w:rFonts w:ascii="Times New Roman" w:hAnsi="Times New Roman"/>
+          <w:sz w:val="28"/>
+        </w:rPr>
+        <w:t xml:space="preserve">   </w:t>
+      </w:r>
+      <w:r>
+        <w:rPr>
+          <w:rFonts w:ascii="Times New Roman" w:hAnsi="Times New Roman"/>
+          <w:sz w:val="28"/>
+        </w:rPr>
+        <w:t xml:space="preserve">  </w:t>
+      </w:r>
+      <w:r>
+        <w:rPr>
+          <w:rFonts w:ascii="Times New Roman" w:hAnsi="Times New Roman"/>
+          <w:sz w:val="28"/>
+        </w:rPr>
+        <w:t>và</w:t>
+      </w:r>
+      <w:r>
+        <w:rPr>
+          <w:rFonts w:ascii="Times New Roman" w:hAnsi="Times New Roman"/>
+          <w:sz w:val="28"/>
+        </w:rPr>
+        <w:t xml:space="preserve">       </w:t>
+      </w:r>
+      <w:proofErr w:type="gramStart"/>
+      <w:r>
+        <w:rPr>
+          <w:rFonts w:ascii="Times New Roman" w:hAnsi="Times New Roman"/>
+          <w:sz w:val="28"/>
+        </w:rPr>
+        <w:t xml:space="preserve">   </w:t>
+      </w:r>
+      <w:r>
+        <w:rPr>
+          <w:rFonts w:ascii="Times New Roman" w:hAnsi="Times New Roman"/>
+          <w:b/>
+          <w:sz w:val="28"/>
+        </w:rPr>
+        <w:t>{</w:t>
+      </w:r>
+      <w:proofErr w:type="gramEnd"/>
+      <w:r>
+        <w:rPr>
+          <w:rFonts w:ascii="Times New Roman" w:hAnsi="Times New Roman"/>
+          <w:b/>
+          <w:sz w:val="28"/>
+        </w:rPr>
+        <w:t>{ntkh}}</w:t>
+      </w:r>
+    </w:p>
+    <w:p>
+      <w:pPr>
+        <w:spacing w:after="0" w:line="240" w:lineRule="auto"/>
+        <w:rPr>
+          <w:rFonts w:ascii="Times New Roman" w:hAnsi="Times New Roman"/>
+          <w:sz w:val="28"/>
+        </w:rPr>
+      </w:pPr>
+      <w:r>
+        <w:rPr>
+          <w:rFonts w:ascii="Times New Roman" w:hAnsi="Times New Roman"/>
+          <w:sz w:val="28"/>
+        </w:rPr>
+        <w:t>Có đủ năng lực pháp luật và hành vi dân sự, có đạo đức tốt. Có nguồn thu nhập cao, ổn định và tăng lên theo từng năm</w:t>
+      </w:r>
+      <w:r>
+        <w:rPr>
+          <w:rFonts w:ascii="Times New Roman" w:hAnsi="Times New Roman"/>
+          <w:sz w:val="28"/>
+        </w:rPr>
+        <w:t>.</w:t>
+      </w:r>
+    </w:p>
+    <w:p>
+      <w:pPr>
+        <w:spacing w:after="0" w:line="240" w:lineRule="auto"/>
+        <w:rPr>
+          <w:rFonts w:ascii="Times New Roman" w:hAnsi="Times New Roman"/>
+          <w:b/>
+          <w:sz w:val="28"/>
+        </w:rPr>
+      </w:pPr>
+      <w:r>
+        <w:rPr>
+          <w:rFonts w:ascii="Times New Roman" w:hAnsi="Times New Roman"/>
+          <w:b/>
+          <w:sz w:val="28"/>
+        </w:rPr>
+        <w:t xml:space="preserve">3. Tình hình </w:t>
+      </w:r>
+      <w:r>
+        <w:rPr>
+          <w:rFonts w:ascii="Times New Roman" w:hAnsi="Times New Roman"/>
+          <w:b/>
+          <w:sz w:val="28"/>
+        </w:rPr>
+        <w:t>thu nhập của khách hàng tại thời điểm vay vốn</w:t>
+      </w:r>
+      <w:r>
+        <w:rPr>
+          <w:rFonts w:ascii="Times New Roman" w:hAnsi="Times New Roman"/>
+          <w:b/>
+          <w:sz w:val="28"/>
+        </w:rPr>
+        <w:t>:</w:t>
+      </w:r>
+    </w:p>
+    <w:p>
+      <w:pPr>
+        <w:spacing w:after="0" w:line="240" w:lineRule="auto"/>
+        <w:rPr>
+          <w:rFonts w:ascii="Times New Roman" w:hAnsi="Times New Roman"/>
+          <w:sz w:val="28"/>
+        </w:rPr>
+      </w:pPr>
+      <w:r>
+        <w:rPr>
+          <w:rFonts w:ascii="Times New Roman" w:hAnsi="Times New Roman"/>
+          <w:sz w:val="28"/>
+        </w:rPr>
+        <w:t>Thu nhập từ</w:t>
+      </w:r>
+      <w:r>
+        <w:rPr>
+          <w:rFonts w:ascii="Times New Roman" w:hAnsi="Times New Roman"/>
+          <w:sz w:val="28"/>
+        </w:rPr>
+        <w:t xml:space="preserve"> lương</w:t>
+      </w:r>
+      <w:r>
+        <w:rPr>
+          <w:rFonts w:ascii="Times New Roman" w:hAnsi="Times New Roman"/>
+          <w:sz w:val="28"/>
+        </w:rPr>
+        <w:t xml:space="preserve">: </w:t>
+      </w:r>
+      <w:r>
+        <w:rPr>
+          <w:rFonts w:ascii="Times New Roman" w:hAnsi="Times New Roman"/>
+          <w:sz w:val="28"/>
+        </w:rPr>
+        <w:tab/>
+      </w:r>
+      <w:r>
+        <w:rPr>
+          <w:rFonts w:ascii="Times New Roman" w:hAnsi="Times New Roman"/>
+          <w:sz w:val="28"/>
+        </w:rPr>
+        <w:tab/>
+      </w:r>
+      <w:r>
+        <w:rPr>
+          <w:rFonts w:ascii="Times New Roman" w:hAnsi="Times New Roman"/>
+          <w:sz w:val="28"/>
+        </w:rPr>
+        <w:tab/>
+      </w:r>
+      <w:r>
+        <w:rPr>
+          <w:rFonts w:ascii="Times New Roman" w:hAnsi="Times New Roman"/>
+          <w:sz w:val="28"/>
+        </w:rPr>
+        <w:tab/>
+      </w:r>
+      <w:r>
+        <w:rPr>
+          <w:rFonts w:ascii="Times New Roman" w:hAnsi="Times New Roman"/>
+          <w:sz w:val="28"/>
+        </w:rPr>
+        <w:t>{{tienLuongKH}}</w:t>
+      </w:r>
+      <w:r>
+        <w:rPr>
+          <w:rFonts w:ascii="Times New Roman" w:hAnsi="Times New Roman"/>
+          <w:sz w:val="28"/>
+        </w:rPr>
+        <w:tab/>
+      </w:r>
+      <w:r>
+        <w:rPr>
+          <w:rFonts w:ascii="Times New Roman" w:hAnsi="Times New Roman"/>
+          <w:sz w:val="28"/>
+        </w:rPr>
+        <w:tab/>
+      </w:r>
+      <w:r>
+        <w:rPr>
+          <w:rFonts w:ascii="Times New Roman" w:hAnsi="Times New Roman"/>
+          <w:sz w:val="28"/>
+        </w:rPr>
+        <w:t>đồng/năm</w:t>
+      </w:r>
+    </w:p>
+    <w:p>
+      <w:pPr>
+        <w:spacing w:after="0" w:line="240" w:lineRule="auto"/>
+        <w:rPr>
+          <w:rFonts w:ascii="Times New Roman" w:hAnsi="Times New Roman"/>
+          <w:sz w:val="28"/>
+        </w:rPr>
+      </w:pPr>
+      <w:r>
+        <w:rPr>
+          <w:rFonts w:ascii="Times New Roman" w:hAnsi="Times New Roman"/>
+          <w:sz w:val="28"/>
+        </w:rPr>
+        <w:t>{{noiDungNguonThuKhac}}:</w:t>
+      </w:r>
+      <w:r>
+        <w:rPr>
+          <w:rFonts w:ascii="Times New Roman" w:hAnsi="Times New Roman"/>
+          <w:sz w:val="28"/>
+        </w:rPr>
+        <w:tab/>
+      </w:r>
+      <w:r>
+        <w:rPr>
+          <w:rFonts w:ascii="Times New Roman" w:hAnsi="Times New Roman"/>
+          <w:sz w:val="28"/>
+        </w:rPr>
+        <w:tab/>
+        <w:t>{{tienNguonThuNhapKhac}}</w:t>
+      </w:r>
+      <w:r>
+        <w:rPr>
+          <w:rFonts w:ascii="Times New Roman" w:hAnsi="Times New Roman"/>
+          <w:sz w:val="28"/>
+        </w:rPr>
+        <w:tab/>
+      </w:r>
+      <w:r>
+        <w:rPr>
+          <w:rFonts w:ascii="Times New Roman" w:hAnsi="Times New Roman"/>
+          <w:sz w:val="28"/>
+        </w:rPr>
+        <w:tab/>
+      </w:r>
+      <w:r>
+        <w:rPr>
+          <w:rFonts w:ascii="Times New Roman" w:hAnsi="Times New Roman"/>
+          <w:sz w:val="28"/>
+        </w:rPr>
+        <w:t>đồng/năm</w:t>
+      </w:r>
+    </w:p>
+    <w:p>
+      <w:pPr>
+        <w:spacing w:after="0" w:line="240" w:lineRule="auto"/>
+        <w:rPr>
+          <w:rFonts w:ascii="Times New Roman" w:hAnsi="Times New Roman"/>
+          <w:sz w:val="28"/>
+        </w:rPr>
+      </w:pPr>
+      <w:r>
+        <w:rPr>
+          <w:rFonts w:ascii="Times New Roman" w:hAnsi="Times New Roman"/>
+          <w:sz w:val="28"/>
+        </w:rPr>
+        <w:t>Thu nhập từ nguồn thu khác:</w:t>
+      </w:r>
+      <w:r>
+        <w:rPr>
+          <w:rFonts w:ascii="Times New Roman" w:hAnsi="Times New Roman"/>
+          <w:sz w:val="28"/>
+        </w:rPr>
+        <w:tab/>
+      </w:r>
+      <w:r>
+        <w:rPr>
+          <w:rFonts w:ascii="Times New Roman" w:hAnsi="Times New Roman"/>
+          <w:sz w:val="28"/>
+        </w:rPr>
+        <w:tab/>
+      </w:r>
+      <w:r>
+        <w:rPr>
+          <w:rFonts w:ascii="Times New Roman" w:hAnsi="Times New Roman"/>
+          <w:sz w:val="28"/>
+        </w:rPr>
+        <w:tab/>
+        <w:t>0</w:t>
+      </w:r>
+      <w:r>
+        <w:rPr>
+          <w:rFonts w:ascii="Times New Roman" w:hAnsi="Times New Roman"/>
+          <w:sz w:val="28"/>
+        </w:rPr>
+        <w:tab/>
+      </w:r>
+      <w:r>
+        <w:rPr>
+          <w:rFonts w:ascii="Times New Roman" w:hAnsi="Times New Roman"/>
+          <w:sz w:val="28"/>
+        </w:rPr>
+        <w:tab/>
+      </w:r>
+      <w:r>
+        <w:rPr>
+          <w:rFonts w:ascii="Times New Roman" w:hAnsi="Times New Roman"/>
+          <w:sz w:val="28"/>
+        </w:rPr>
+        <w:tab/>
+      </w:r>
+      <w:r>
+        <w:rPr>
+          <w:rFonts w:ascii="Times New Roman" w:hAnsi="Times New Roman"/>
+          <w:sz w:val="28"/>
+        </w:rPr>
+        <w:t>đồng/năm</w:t>
+      </w:r>
+    </w:p>
+    <w:p>
+      <w:pPr>
+        <w:spacing w:after="0" w:line="240" w:lineRule="auto"/>
+        <w:rPr>
+          <w:rFonts w:ascii="Times New Roman" w:hAnsi="Times New Roman"/>
+          <w:sz w:val="28"/>
+        </w:rPr>
+      </w:pPr>
+      <w:r>
+        <w:rPr>
           <w:rFonts w:ascii="Times New Roman" w:hAnsi="Times New Roman" w:cs="Times New Roman"/>
           <w:sz w:val="24"/>
           <w:szCs w:val="24"/>
         </w:rPr>
-        <w:pict>
-          <v:shape id="Decagon 5" o:spid="_x0000_s1027" style="position:absolute;margin-left:411.35pt;margin-top:29.15pt;width:89.2pt;height:63.45pt;z-index:251660288;visibility:visible;mso-wrap-distance-left:9pt;mso-wrap-distance-top:0;mso-wrap-distance-right:9pt;mso-wrap-distance-bottom:0;mso-position-horizontal-relative:text;mso-position-vertical-relative:text;mso-width-relative:margin;mso-height-relative:margin;v-text-anchor:middle" coordsize="1019175,885825" o:spt="100" o:gfxdata="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" adj="-11796480,,5400" path="m,442913l97323,169178,352116,1r314943,l921852,169178r97323,273735l921852,716647,667059,885824r-314943,l97323,716647,,442913xe" fillcolor="white [3201]" strokecolor="black [3200]" strokeweight="2pt">
+        <w:pict w14:anchorId="67AAF484">
+          <v:shape id="Decagon 5" o:spid="_x0000_s1027" style="position:absolute;margin-left:455.65pt;margin-top:20.4pt;width:68.95pt;height:55.95pt;z-index:251660288;visibility:visible;mso-wrap-distance-left:9pt;mso-wrap-distance-top:0;mso-wrap-distance-right:9pt;mso-wrap-distance-bottom:0;mso-position-horizontal-relative:text;mso-position-vertical-relative:text;mso-width-relative:margin;mso-height-relative:margin;v-text-anchor:middle" coordsize="1019175,885825" o:spt="100" o:gfxdata="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" adj="-11796480,,5400" path="m,442913l97323,169178,352116,1r314943,l921852,169178r97323,273735l921852,716647,667059,885824r-314943,l97323,716647,,442913xe" fillcolor="white [3201]" strokecolor="black [3200]" strokeweight="2pt">
             <v:stroke joinstyle="miter"/>
             <v:formulas/>
             <v:path arrowok="t" o:connecttype="custom" o:connectlocs="0,442913;97323,169178;352116,1;667059,1;921852,169178;1019175,442913;921852,716647;667059,885824;352116,885824;97323,716647;0,442913" o:connectangles="0,0,0,0,0,0,0,0,0,0,0" textboxrect="0,0,1019175,885825"/>
@@ -135,1093 +1405,6 @@
           <w:rFonts w:ascii="Times New Roman" w:hAnsi="Times New Roman"/>
           <w:b/>
           <w:sz w:val="28"/>
-        </w:rPr>
-        <w:tab/>
-      </w:r>
-      <w:r>
-        <w:rPr>
-          <w:rFonts w:ascii="Times New Roman" w:hAnsi="Times New Roman"/>
-          <w:b/>
-          <w:sz w:val="28"/>
-        </w:rPr>
-        <w:tab/>
-      </w:r>
-      <w:r>
-        <w:rPr>
-          <w:rFonts w:ascii="Times New Roman" w:hAnsi="Times New Roman"/>
-          <w:b/>
-          <w:sz w:val="28"/>
-        </w:rPr>
-        <w:tab/>
-      </w:r>
-      <w:r>
-        <w:rPr>
-          <w:rFonts w:ascii="Times New Roman" w:hAnsi="Times New Roman"/>
-          <w:b/>
-          <w:sz w:val="28"/>
-        </w:rPr>
-        <w:tab/>
-      </w:r>
-      <w:r>
-        <w:rPr>
-          <w:rFonts w:ascii="Times New Roman" w:hAnsi="Times New Roman"/>
-          <w:b/>
-          <w:sz w:val="28"/>
-        </w:rPr>
-        <w:tab/>
-        <w:t xml:space="preserve">     </w:t>
-      </w:r>
-      <w:r>
-        <w:rPr>
-          <w:rFonts w:ascii="Times New Roman" w:hAnsi="Times New Roman"/>
-          <w:i/>
-          <w:sz w:val="28"/>
-        </w:rPr>
-        <w:t>{{phuong}},</w:t>
-      </w:r>
-      <w:r>
-        <w:rPr>
-          <w:rFonts w:ascii="Times New Roman" w:hAnsi="Times New Roman"/>
-          <w:sz w:val="28"/>
-        </w:rPr>
-        <w:t xml:space="preserve"> </w:t>
-      </w:r>
-      <w:r>
-        <w:rPr>
-          <w:rFonts w:ascii="Times New Roman" w:hAnsi="Times New Roman"/>
-          <w:i/>
-          <w:sz w:val="28"/>
-        </w:rPr>
-        <w:t>Ngày {{day}} tháng {{month}} năm {{year}}</w:t>
-      </w:r>
-    </w:p>
-    <w:p>
-      <w:pPr>
-        <w:spacing w:after="0" w:line="240" w:lineRule="auto"/>
-        <w:jc w:val="center"/>
-        <w:rPr>
-          <w:rFonts w:ascii="Times New Roman" w:hAnsi="Times New Roman"/>
-          <w:b/>
-          <w:sz w:val="28"/>
-        </w:rPr>
-      </w:pPr>
-    </w:p>
-    <w:p>
-      <w:pPr>
-        <w:spacing w:after="0" w:line="240" w:lineRule="auto"/>
-        <w:jc w:val="center"/>
-        <w:rPr>
-          <w:rFonts w:ascii="Times New Roman" w:hAnsi="Times New Roman"/>
-          <w:b/>
-          <w:sz w:val="28"/>
-        </w:rPr>
-      </w:pPr>
-      <w:r>
-        <w:rPr>
-          <w:rFonts w:ascii="Times New Roman" w:hAnsi="Times New Roman"/>
-          <w:b/>
-          <w:sz w:val="28"/>
-        </w:rPr>
-        <w:t xml:space="preserve">BÁO CÁO THẨM ĐỊNH </w:t>
-      </w:r>
-      <w:r>
-        <w:rPr>
-          <w:rFonts w:ascii="Times New Roman" w:hAnsi="Times New Roman"/>
-          <w:b/>
-          <w:sz w:val="28"/>
-        </w:rPr>
-        <w:t>{{tieuDeBCTD}}</w:t>
-      </w:r>
-    </w:p>
-    <w:p>
-      <w:pPr>
-        <w:spacing w:after="0" w:line="240" w:lineRule="auto"/>
-        <w:jc w:val="center"/>
-        <w:rPr>
-          <w:rFonts w:ascii="Times New Roman" w:hAnsi="Times New Roman"/>
-          <w:b/>
-          <w:sz w:val="28"/>
-        </w:rPr>
-      </w:pPr>
-      <w:r>
-        <w:rPr>
-          <w:rFonts w:ascii="Times New Roman" w:hAnsi="Times New Roman"/>
-          <w:b/>
-          <w:sz w:val="28"/>
-        </w:rPr>
-        <w:t>(Đối với khách hàng vay</w:t>
-      </w:r>
-      <w:r>
-        <w:rPr>
-          <w:rFonts w:ascii="Times New Roman" w:hAnsi="Times New Roman"/>
-          <w:b/>
-          <w:sz w:val="28"/>
-        </w:rPr>
-        <w:t xml:space="preserve"> {{slvt}}</w:t>
-      </w:r>
-      <w:r>
-        <w:rPr>
-          <w:rFonts w:ascii="Times New Roman" w:hAnsi="Times New Roman"/>
-          <w:b/>
-          <w:sz w:val="28"/>
-        </w:rPr>
-        <w:t>)</w:t>
-      </w:r>
-    </w:p>
-    <w:p>
-      <w:pPr>
-        <w:spacing w:after="0" w:line="240" w:lineRule="auto"/>
-        <w:jc w:val="center"/>
-        <w:rPr>
-          <w:rFonts w:ascii="Times New Roman" w:hAnsi="Times New Roman"/>
-          <w:b/>
-          <w:sz w:val="28"/>
-        </w:rPr>
-      </w:pPr>
-    </w:p>
-    <w:p>
-      <w:pPr>
-        <w:spacing w:after="0" w:line="240" w:lineRule="auto"/>
-        <w:rPr>
-          <w:rFonts w:ascii="Times New Roman" w:hAnsi="Times New Roman"/>
-          <w:sz w:val="28"/>
-        </w:rPr>
-      </w:pPr>
-      <w:r>
-        <w:rPr>
-          <w:rFonts w:ascii="Times New Roman" w:hAnsi="Times New Roman"/>
-          <w:sz w:val="28"/>
-        </w:rPr>
-        <w:t>Căn cứ quy định nội bộ về cho vay của quỹ của quỹ tín dụng nhân dân Thái học đối với khách hàng.</w:t>
-      </w:r>
-    </w:p>
-    <w:p>
-      <w:pPr>
-        <w:spacing w:after="0" w:line="240" w:lineRule="auto"/>
-        <w:rPr>
-          <w:rFonts w:ascii="Times New Roman" w:hAnsi="Times New Roman"/>
-          <w:sz w:val="28"/>
-        </w:rPr>
-      </w:pPr>
-      <w:r>
-        <w:rPr>
-          <w:rFonts w:ascii="Times New Roman" w:hAnsi="Times New Roman"/>
-          <w:sz w:val="28"/>
-        </w:rPr>
-        <w:t>Căn cứ quy trình cho vay đối với khách hàng của quỹ tín dụng nhân dân Thái Học.</w:t>
-      </w:r>
-      <w:bookmarkStart w:id="0" w:name="_GoBack"/>
-      <w:bookmarkEnd w:id="0"/>
-    </w:p>
-    <w:p>
-      <w:pPr>
-        <w:spacing w:after="0" w:line="240" w:lineRule="auto"/>
-        <w:rPr>
-          <w:rFonts w:ascii="Times New Roman" w:hAnsi="Times New Roman"/>
-          <w:sz w:val="28"/>
-        </w:rPr>
-      </w:pPr>
-      <w:r>
-        <w:rPr>
-          <w:rFonts w:ascii="Times New Roman" w:hAnsi="Times New Roman"/>
-          <w:sz w:val="28"/>
-        </w:rPr>
-        <w:t>Căn cứ quy định có liên quan của pháp luật và quỹ tín dụng nhân dân Thái Học về cho vay, bảo đảm tiền vay.</w:t>
-      </w:r>
-    </w:p>
-    <w:p>
-      <w:pPr>
-        <w:spacing w:after="0" w:line="240" w:lineRule="auto"/>
-        <w:rPr>
-          <w:rFonts w:ascii="Times New Roman" w:hAnsi="Times New Roman"/>
-          <w:sz w:val="28"/>
-        </w:rPr>
-      </w:pPr>
-      <w:r>
-        <w:rPr>
-          <w:rFonts w:ascii="Times New Roman" w:hAnsi="Times New Roman"/>
-          <w:sz w:val="28"/>
-        </w:rPr>
-        <w:t>Căn cứ vào hồ sơ đề nghị vay của khách hàng.</w:t>
-      </w:r>
-    </w:p>
-    <w:p>
-      <w:pPr>
-        <w:spacing w:after="0" w:line="240" w:lineRule="auto"/>
-        <w:rPr>
-          <w:rFonts w:ascii="Times New Roman" w:hAnsi="Times New Roman"/>
-          <w:sz w:val="28"/>
-        </w:rPr>
-      </w:pPr>
-      <w:r>
-        <w:rPr>
-          <w:rFonts w:ascii="Times New Roman" w:hAnsi="Times New Roman"/>
-          <w:sz w:val="28"/>
-        </w:rPr>
-        <w:t xml:space="preserve">Tôi là: </w:t>
-      </w:r>
-      <w:r>
-        <w:rPr>
-          <w:rFonts w:ascii="Times New Roman" w:hAnsi="Times New Roman"/>
-          <w:b/>
-          <w:sz w:val="28"/>
-        </w:rPr>
-        <w:t>{{canBoTDVT}}</w:t>
-      </w:r>
-      <w:r>
-        <w:rPr>
-          <w:rFonts w:ascii="Times New Roman" w:hAnsi="Times New Roman"/>
-          <w:sz w:val="28"/>
-        </w:rPr>
-        <w:t xml:space="preserve"> </w:t>
-      </w:r>
-      <w:r>
-        <w:rPr>
-          <w:rFonts w:ascii="Times New Roman" w:hAnsi="Times New Roman"/>
-          <w:sz w:val="28"/>
-        </w:rPr>
-        <w:t>– Chức vụ: Cán bộ</w:t>
-      </w:r>
-      <w:r>
-        <w:rPr>
-          <w:rFonts w:ascii="Times New Roman" w:hAnsi="Times New Roman"/>
-          <w:sz w:val="28"/>
-        </w:rPr>
-        <w:t xml:space="preserve"> tín dụng</w:t>
-      </w:r>
-      <w:r>
-        <w:rPr>
-          <w:rFonts w:ascii="Times New Roman" w:hAnsi="Times New Roman"/>
-          <w:sz w:val="28"/>
-        </w:rPr>
-        <w:t xml:space="preserve"> đã tiến hành thẩm định các điều kiện vay vốn và lập báo cáo thẩm định và đề xuất cho vay như sau:</w:t>
-      </w:r>
-    </w:p>
-    <w:p>
-      <w:pPr>
-        <w:spacing w:after="0" w:line="240" w:lineRule="auto"/>
-        <w:rPr>
-          <w:rFonts w:ascii="Times New Roman" w:hAnsi="Times New Roman"/>
-          <w:b/>
-          <w:sz w:val="28"/>
-        </w:rPr>
-      </w:pPr>
-      <w:r>
-        <w:rPr>
-          <w:rFonts w:ascii="Times New Roman" w:hAnsi="Times New Roman"/>
-          <w:b/>
-          <w:sz w:val="28"/>
-        </w:rPr>
-        <w:t>I. NỘI DUNG ĐÁNH GIÁ VỀ KHÁCH HÀNG</w:t>
-      </w:r>
-    </w:p>
-    <w:p>
-      <w:pPr>
-        <w:spacing w:after="0" w:line="240" w:lineRule="auto"/>
-        <w:rPr>
-          <w:rFonts w:ascii="Times New Roman" w:hAnsi="Times New Roman"/>
-          <w:b/>
-          <w:sz w:val="28"/>
-        </w:rPr>
-      </w:pPr>
-      <w:r>
-        <w:rPr>
-          <w:rFonts w:ascii="Times New Roman" w:hAnsi="Times New Roman"/>
-          <w:b/>
-          <w:sz w:val="28"/>
-        </w:rPr>
-        <w:t>1. Thông tin chung về khách hàng:</w:t>
-      </w:r>
-    </w:p>
-    <w:p>
-      <w:pPr>
-        <w:spacing w:after="0" w:line="240" w:lineRule="auto"/>
-        <w:rPr>
-          <w:rFonts w:ascii="Times New Roman" w:hAnsi="Times New Roman"/>
-          <w:sz w:val="28"/>
-        </w:rPr>
-      </w:pPr>
-      <w:r>
-        <w:rPr>
-          <w:rFonts w:ascii="Times New Roman" w:hAnsi="Times New Roman"/>
-          <w:sz w:val="28"/>
-        </w:rPr>
-        <w:t>Tên người vay vố</w:t>
-      </w:r>
-      <w:r>
-        <w:rPr>
-          <w:rFonts w:ascii="Times New Roman" w:hAnsi="Times New Roman"/>
-          <w:sz w:val="28"/>
-        </w:rPr>
-        <w:t xml:space="preserve">n:         </w:t>
-      </w:r>
-      <w:r>
-        <w:rPr>
-          <w:rFonts w:ascii="Times New Roman" w:hAnsi="Times New Roman"/>
-          <w:b/>
-          <w:sz w:val="28"/>
-        </w:rPr>
-        <w:t>{{kh}}</w:t>
-      </w:r>
-      <w:r>
-        <w:rPr>
-          <w:rFonts w:ascii="Times New Roman" w:hAnsi="Times New Roman"/>
-          <w:sz w:val="28"/>
-        </w:rPr>
-        <w:t xml:space="preserve">                   </w:t>
-      </w:r>
-      <w:r>
-        <w:rPr>
-          <w:rFonts w:ascii="Times New Roman" w:hAnsi="Times New Roman"/>
-          <w:sz w:val="28"/>
-        </w:rPr>
-        <w:t xml:space="preserve">    </w:t>
-      </w:r>
-      <w:r>
-        <w:rPr>
-          <w:rFonts w:ascii="Times New Roman" w:hAnsi="Times New Roman"/>
-          <w:sz w:val="28"/>
-        </w:rPr>
-        <w:t>Sinh ngày</w:t>
-      </w:r>
-      <w:r>
-        <w:rPr>
-          <w:rFonts w:ascii="Times New Roman" w:hAnsi="Times New Roman"/>
-          <w:sz w:val="28"/>
-        </w:rPr>
-        <w:t>: {{nskh}}</w:t>
-      </w:r>
-    </w:p>
-    <w:p>
-      <w:pPr>
-        <w:spacing w:after="0" w:line="240" w:lineRule="auto"/>
-        <w:rPr>
-          <w:rFonts w:ascii="Times New Roman" w:hAnsi="Times New Roman"/>
-          <w:sz w:val="28"/>
-        </w:rPr>
-      </w:pPr>
-      <w:r>
-        <w:rPr>
-          <w:rFonts w:ascii="Times New Roman" w:hAnsi="Times New Roman"/>
-          <w:sz w:val="28"/>
-        </w:rPr>
-        <w:t xml:space="preserve">CC/CCCD Số: {{cccdkh}}                </w:t>
-      </w:r>
-      <w:r>
-        <w:rPr>
-          <w:rFonts w:ascii="Times New Roman" w:hAnsi="Times New Roman"/>
-          <w:sz w:val="28"/>
-        </w:rPr>
-        <w:tab/>
-      </w:r>
-      <w:r>
-        <w:rPr>
-          <w:rFonts w:ascii="Times New Roman" w:hAnsi="Times New Roman"/>
-          <w:sz w:val="28"/>
-        </w:rPr>
-        <w:tab/>
-      </w:r>
-      <w:r>
-        <w:rPr>
-          <w:rFonts w:ascii="Times New Roman" w:hAnsi="Times New Roman"/>
-          <w:sz w:val="28"/>
-        </w:rPr>
-        <w:tab/>
-        <w:t xml:space="preserve">      </w:t>
-      </w:r>
-      <w:r>
-        <w:rPr>
-          <w:rFonts w:ascii="Times New Roman" w:hAnsi="Times New Roman"/>
-          <w:sz w:val="28"/>
-        </w:rPr>
-        <w:t xml:space="preserve"> </w:t>
-      </w:r>
-      <w:r>
-        <w:rPr>
-          <w:rFonts w:ascii="Times New Roman" w:hAnsi="Times New Roman"/>
-          <w:sz w:val="28"/>
-        </w:rPr>
-        <w:t xml:space="preserve">Ngày cấp: {{nckh}};      </w:t>
-      </w:r>
-    </w:p>
-    <w:p>
-      <w:pPr>
-        <w:spacing w:after="0" w:line="240" w:lineRule="auto"/>
-        <w:rPr>
-          <w:rFonts w:ascii="Times New Roman" w:hAnsi="Times New Roman"/>
-          <w:sz w:val="28"/>
-        </w:rPr>
-      </w:pPr>
-      <w:r>
-        <w:rPr>
-          <w:rFonts w:ascii="Times New Roman" w:hAnsi="Times New Roman"/>
-          <w:sz w:val="28"/>
-        </w:rPr>
-        <w:t>Nơi cấp: {{nccccdkh}}</w:t>
-      </w:r>
-    </w:p>
-    <w:p>
-      <w:pPr>
-        <w:spacing w:after="0" w:line="240" w:lineRule="auto"/>
-        <w:rPr>
-          <w:rFonts w:ascii="Times New Roman" w:hAnsi="Times New Roman"/>
-          <w:sz w:val="28"/>
-        </w:rPr>
-      </w:pPr>
-      <w:r>
-        <w:rPr>
-          <w:rFonts w:ascii="Times New Roman" w:hAnsi="Times New Roman"/>
-          <w:sz w:val="28"/>
-        </w:rPr>
-        <w:t>Và Ông/bà</w:t>
-      </w:r>
-      <w:r>
-        <w:rPr>
-          <w:rFonts w:ascii="Times New Roman" w:hAnsi="Times New Roman"/>
-          <w:sz w:val="28"/>
-        </w:rPr>
-        <w:t xml:space="preserve">:  </w:t>
-      </w:r>
-      <w:r>
-        <w:rPr>
-          <w:rFonts w:ascii="Times New Roman" w:hAnsi="Times New Roman"/>
-          <w:sz w:val="28"/>
-        </w:rPr>
-        <w:t xml:space="preserve">                    </w:t>
-      </w:r>
-      <w:r>
-        <w:rPr>
-          <w:rFonts w:ascii="Times New Roman" w:hAnsi="Times New Roman"/>
-          <w:b/>
-          <w:sz w:val="28"/>
-        </w:rPr>
-        <w:t>{{ntkh}}</w:t>
-      </w:r>
-      <w:r>
-        <w:rPr>
-          <w:rFonts w:ascii="Times New Roman" w:hAnsi="Times New Roman"/>
-          <w:sz w:val="28"/>
-        </w:rPr>
-        <w:t xml:space="preserve">              </w:t>
-      </w:r>
-      <w:r>
-        <w:rPr>
-          <w:rFonts w:ascii="Times New Roman" w:hAnsi="Times New Roman"/>
-          <w:sz w:val="28"/>
-        </w:rPr>
-        <w:t xml:space="preserve">   </w:t>
-      </w:r>
-      <w:r>
-        <w:rPr>
-          <w:rFonts w:ascii="Times New Roman" w:hAnsi="Times New Roman"/>
-          <w:sz w:val="28"/>
-        </w:rPr>
-        <w:t>Sinh ngày</w:t>
-      </w:r>
-      <w:r>
-        <w:rPr>
-          <w:rFonts w:ascii="Times New Roman" w:hAnsi="Times New Roman"/>
-          <w:sz w:val="28"/>
-        </w:rPr>
-        <w:t xml:space="preserve">: {{nsnt}}   </w:t>
-      </w:r>
-    </w:p>
-    <w:p>
-      <w:pPr>
-        <w:spacing w:after="0" w:line="240" w:lineRule="auto"/>
-        <w:rPr>
-          <w:rFonts w:ascii="Times New Roman" w:hAnsi="Times New Roman"/>
-          <w:sz w:val="28"/>
-        </w:rPr>
-      </w:pPr>
-      <w:r>
-        <w:rPr>
-          <w:rFonts w:ascii="Times New Roman" w:hAnsi="Times New Roman"/>
-          <w:sz w:val="28"/>
-        </w:rPr>
-        <w:t xml:space="preserve">CC/CCCD Số: {{cccdnt}}                </w:t>
-      </w:r>
-      <w:r>
-        <w:rPr>
-          <w:rFonts w:ascii="Times New Roman" w:hAnsi="Times New Roman"/>
-          <w:sz w:val="28"/>
-        </w:rPr>
-        <w:tab/>
-      </w:r>
-      <w:r>
-        <w:rPr>
-          <w:rFonts w:ascii="Times New Roman" w:hAnsi="Times New Roman"/>
-          <w:sz w:val="28"/>
-        </w:rPr>
-        <w:tab/>
-      </w:r>
-      <w:r>
-        <w:rPr>
-          <w:rFonts w:ascii="Times New Roman" w:hAnsi="Times New Roman"/>
-          <w:sz w:val="28"/>
-        </w:rPr>
-        <w:tab/>
-        <w:t xml:space="preserve">      </w:t>
-      </w:r>
-      <w:r>
-        <w:rPr>
-          <w:rFonts w:ascii="Times New Roman" w:hAnsi="Times New Roman"/>
-          <w:sz w:val="28"/>
-        </w:rPr>
-        <w:t xml:space="preserve"> </w:t>
-      </w:r>
-      <w:r>
-        <w:rPr>
-          <w:rFonts w:ascii="Times New Roman" w:hAnsi="Times New Roman"/>
-          <w:sz w:val="28"/>
-        </w:rPr>
-        <w:t xml:space="preserve">Ngày cấp: {{ncnt}}        </w:t>
-      </w:r>
-    </w:p>
-    <w:p>
-      <w:pPr>
-        <w:spacing w:after="0" w:line="240" w:lineRule="auto"/>
-        <w:rPr>
-          <w:rFonts w:ascii="Times New Roman" w:hAnsi="Times New Roman"/>
-          <w:sz w:val="28"/>
-        </w:rPr>
-      </w:pPr>
-      <w:r>
-        <w:rPr>
-          <w:rFonts w:ascii="Times New Roman" w:hAnsi="Times New Roman"/>
-          <w:sz w:val="28"/>
-        </w:rPr>
-        <w:t>N</w:t>
-      </w:r>
-      <w:r>
-        <w:rPr>
-          <w:rFonts w:ascii="Times New Roman" w:hAnsi="Times New Roman"/>
-          <w:sz w:val="28"/>
-        </w:rPr>
-        <w:t>ơ</w:t>
-      </w:r>
-      <w:r>
-        <w:rPr>
-          <w:rFonts w:ascii="Times New Roman" w:hAnsi="Times New Roman"/>
-          <w:sz w:val="28"/>
-        </w:rPr>
-        <w:t>i cấp: {{nccccdnt}}</w:t>
-      </w:r>
-    </w:p>
-    <w:p>
-      <w:pPr>
-        <w:spacing w:after="0" w:line="240" w:lineRule="auto"/>
-        <w:rPr>
-          <w:rFonts w:ascii="Times New Roman" w:hAnsi="Times New Roman"/>
-          <w:sz w:val="28"/>
-        </w:rPr>
-      </w:pPr>
-      <w:r>
-        <w:rPr>
-          <w:rFonts w:ascii="Times New Roman" w:hAnsi="Times New Roman"/>
-          <w:sz w:val="28"/>
-        </w:rPr>
-        <w:t>Quan hệ với người vay: {{qh}}</w:t>
-      </w:r>
-    </w:p>
-    <w:p>
-      <w:pPr>
-        <w:spacing w:after="0" w:line="240" w:lineRule="auto"/>
-        <w:rPr>
-          <w:rFonts w:ascii="Times New Roman" w:hAnsi="Times New Roman"/>
-          <w:sz w:val="28"/>
-        </w:rPr>
-      </w:pPr>
-      <w:r>
-        <w:rPr>
-          <w:rFonts w:ascii="Times New Roman" w:hAnsi="Times New Roman"/>
-          <w:sz w:val="28"/>
-        </w:rPr>
-        <w:t>Cùng địa chỉ thường trú: {{ttkh}}</w:t>
-      </w:r>
-    </w:p>
-    <w:p>
-      <w:pPr>
-        <w:spacing w:after="0" w:line="240" w:lineRule="auto"/>
-        <w:rPr>
-          <w:rFonts w:ascii="Times New Roman" w:hAnsi="Times New Roman"/>
-          <w:sz w:val="28"/>
-        </w:rPr>
-      </w:pPr>
-      <w:r>
-        <w:rPr>
-          <w:rFonts w:ascii="Times New Roman" w:hAnsi="Times New Roman"/>
-          <w:sz w:val="28"/>
-        </w:rPr>
-        <w:t>Địa điểm kinh doanh: {{ttkh}}</w:t>
-      </w:r>
-    </w:p>
-    <w:p>
-      <w:pPr>
-        <w:spacing w:after="0" w:line="240" w:lineRule="auto"/>
-        <w:rPr>
-          <w:rFonts w:ascii="Times New Roman" w:hAnsi="Times New Roman"/>
-          <w:sz w:val="28"/>
-        </w:rPr>
-      </w:pPr>
-      <w:r>
-        <w:rPr>
-          <w:rFonts w:ascii="Times New Roman" w:hAnsi="Times New Roman"/>
-          <w:sz w:val="28"/>
-        </w:rPr>
-        <w:t>Số tiề</w:t>
-      </w:r>
-      <w:r>
-        <w:rPr>
-          <w:rFonts w:ascii="Times New Roman" w:hAnsi="Times New Roman"/>
-          <w:sz w:val="28"/>
-        </w:rPr>
-        <w:t>n xin vay: {{tienso}}</w:t>
-      </w:r>
-      <w:r>
-        <w:rPr>
-          <w:rFonts w:ascii="Times New Roman" w:hAnsi="Times New Roman"/>
-          <w:sz w:val="28"/>
-        </w:rPr>
-        <w:tab/>
-      </w:r>
-      <w:r>
-        <w:rPr>
-          <w:rFonts w:ascii="Times New Roman" w:hAnsi="Times New Roman"/>
-          <w:sz w:val="28"/>
-        </w:rPr>
-        <w:t>(VNĐ)</w:t>
-      </w:r>
-      <w:r>
-        <w:rPr>
-          <w:rFonts w:ascii="Times New Roman" w:hAnsi="Times New Roman"/>
-          <w:sz w:val="28"/>
-        </w:rPr>
-        <w:tab/>
-        <w:t>Bằng chữ: ({{tc}})</w:t>
-      </w:r>
-    </w:p>
-    <w:p>
-      <w:pPr>
-        <w:spacing w:after="0" w:line="240" w:lineRule="auto"/>
-        <w:rPr>
-          <w:rFonts w:ascii="Times New Roman" w:hAnsi="Times New Roman"/>
-          <w:sz w:val="28"/>
-        </w:rPr>
-      </w:pPr>
-      <w:r>
-        <w:rPr>
-          <w:rFonts w:ascii="Times New Roman" w:hAnsi="Times New Roman"/>
-          <w:sz w:val="28"/>
-        </w:rPr>
-        <w:t>Mục đích sử dụng tiền vay: {{mdvay}}</w:t>
-      </w:r>
-    </w:p>
-    <w:p>
-      <w:pPr>
-        <w:spacing w:after="0" w:line="240" w:lineRule="auto"/>
-        <w:rPr>
-          <w:rFonts w:ascii="Times New Roman" w:hAnsi="Times New Roman"/>
-          <w:sz w:val="28"/>
-        </w:rPr>
-      </w:pPr>
-      <w:r>
-        <w:rPr>
-          <w:rFonts w:ascii="Times New Roman" w:hAnsi="Times New Roman"/>
-          <w:sz w:val="28"/>
-        </w:rPr>
-        <w:t xml:space="preserve">Phương thức xin vay: </w:t>
-      </w:r>
-      <w:r>
-        <w:rPr>
-          <w:rFonts w:ascii="Times New Roman" w:hAnsi="Times New Roman"/>
-          <w:sz w:val="28"/>
-        </w:rPr>
-        <w:t xml:space="preserve">     </w:t>
-      </w:r>
-      <w:r>
-        <w:rPr>
-          <w:rFonts w:ascii="Times New Roman" w:hAnsi="Times New Roman"/>
-          <w:sz w:val="28"/>
-        </w:rPr>
-        <w:t>{{slv}}</w:t>
-      </w:r>
-    </w:p>
-    <w:p>
-      <w:pPr>
-        <w:spacing w:after="0" w:line="240" w:lineRule="auto"/>
-        <w:rPr>
-          <w:rFonts w:ascii="Times New Roman" w:hAnsi="Times New Roman"/>
-          <w:sz w:val="28"/>
-        </w:rPr>
-      </w:pPr>
-      <w:r>
-        <w:rPr>
-          <w:rFonts w:ascii="Times New Roman" w:hAnsi="Times New Roman"/>
-          <w:sz w:val="28"/>
-        </w:rPr>
-        <w:t>Thời hạn sử dụng vốn vay: {{tgvv}}</w:t>
-      </w:r>
-      <w:r>
-        <w:rPr>
-          <w:rFonts w:ascii="Times New Roman" w:hAnsi="Times New Roman"/>
-          <w:sz w:val="28"/>
-        </w:rPr>
-        <w:t xml:space="preserve"> năm</w:t>
-      </w:r>
-    </w:p>
-    <w:p>
-      <w:pPr>
-        <w:spacing w:after="0" w:line="240" w:lineRule="auto"/>
-        <w:rPr>
-          <w:rFonts w:ascii="Times New Roman" w:hAnsi="Times New Roman"/>
-          <w:b/>
-          <w:sz w:val="28"/>
-        </w:rPr>
-      </w:pPr>
-      <w:r>
-        <w:rPr>
-          <w:rFonts w:ascii="Times New Roman" w:hAnsi="Times New Roman"/>
-          <w:b/>
-          <w:sz w:val="28"/>
-        </w:rPr>
-        <w:t>2. Tư cách khách hàng:</w:t>
-      </w:r>
-    </w:p>
-    <w:p>
-      <w:pPr>
-        <w:spacing w:after="0" w:line="240" w:lineRule="auto"/>
-        <w:rPr>
-          <w:rFonts w:ascii="Times New Roman" w:hAnsi="Times New Roman"/>
-          <w:sz w:val="28"/>
-        </w:rPr>
-      </w:pPr>
-      <w:r>
-        <w:rPr>
-          <w:rFonts w:ascii="Times New Roman" w:hAnsi="Times New Roman"/>
-          <w:sz w:val="28"/>
-        </w:rPr>
-        <w:t xml:space="preserve">Ông(bà):   </w:t>
-      </w:r>
-      <w:r>
-        <w:rPr>
-          <w:rFonts w:ascii="Times New Roman" w:hAnsi="Times New Roman"/>
-          <w:b/>
-          <w:sz w:val="28"/>
-        </w:rPr>
-        <w:t>{{kh}}</w:t>
-      </w:r>
-      <w:r>
-        <w:rPr>
-          <w:rFonts w:ascii="Times New Roman" w:hAnsi="Times New Roman"/>
-          <w:sz w:val="28"/>
-        </w:rPr>
-        <w:t xml:space="preserve">      </w:t>
-      </w:r>
-      <w:r>
-        <w:rPr>
-          <w:rFonts w:ascii="Times New Roman" w:hAnsi="Times New Roman"/>
-          <w:sz w:val="28"/>
-        </w:rPr>
-        <w:t xml:space="preserve">  </w:t>
-      </w:r>
-      <w:r>
-        <w:rPr>
-          <w:rFonts w:ascii="Times New Roman" w:hAnsi="Times New Roman"/>
-          <w:sz w:val="28"/>
-        </w:rPr>
-        <w:t>và</w:t>
-      </w:r>
-      <w:r>
-        <w:rPr>
-          <w:rFonts w:ascii="Times New Roman" w:hAnsi="Times New Roman"/>
-          <w:sz w:val="28"/>
-        </w:rPr>
-        <w:t xml:space="preserve">          </w:t>
-      </w:r>
-      <w:r>
-        <w:rPr>
-          <w:rFonts w:ascii="Times New Roman" w:hAnsi="Times New Roman"/>
-          <w:b/>
-          <w:sz w:val="28"/>
-        </w:rPr>
-        <w:t>{{ntkh}}</w:t>
-      </w:r>
-    </w:p>
-    <w:p>
-      <w:pPr>
-        <w:spacing w:after="0" w:line="240" w:lineRule="auto"/>
-        <w:rPr>
-          <w:rFonts w:ascii="Times New Roman" w:hAnsi="Times New Roman"/>
-          <w:sz w:val="28"/>
-        </w:rPr>
-      </w:pPr>
-      <w:r>
-        <w:rPr>
-          <w:rFonts w:ascii="Times New Roman" w:hAnsi="Times New Roman"/>
-          <w:sz w:val="28"/>
-        </w:rPr>
-        <w:t>Có đủ năng lực pháp luật và hành vi dân sự, có đạo đức tốt. Có nguồn thu nhập cao, ổn định và tăng lên theo từng năm</w:t>
-      </w:r>
-      <w:r>
-        <w:rPr>
-          <w:rFonts w:ascii="Times New Roman" w:hAnsi="Times New Roman"/>
-          <w:sz w:val="28"/>
-        </w:rPr>
-        <w:t>.</w:t>
-      </w:r>
-    </w:p>
-    <w:p>
-      <w:pPr>
-        <w:spacing w:after="0" w:line="240" w:lineRule="auto"/>
-        <w:rPr>
-          <w:rFonts w:ascii="Times New Roman" w:hAnsi="Times New Roman"/>
-          <w:b/>
-          <w:sz w:val="28"/>
-        </w:rPr>
-      </w:pPr>
-      <w:r>
-        <w:rPr>
-          <w:rFonts w:ascii="Times New Roman" w:hAnsi="Times New Roman"/>
-          <w:b/>
-          <w:sz w:val="28"/>
-        </w:rPr>
-        <w:t xml:space="preserve">3. Tình hình </w:t>
-      </w:r>
-      <w:r>
-        <w:rPr>
-          <w:rFonts w:ascii="Times New Roman" w:hAnsi="Times New Roman"/>
-          <w:b/>
-          <w:sz w:val="28"/>
-        </w:rPr>
-        <w:t>thu nhập của khách hàng tại thời điểm vay vốn</w:t>
-      </w:r>
-      <w:r>
-        <w:rPr>
-          <w:rFonts w:ascii="Times New Roman" w:hAnsi="Times New Roman"/>
-          <w:b/>
-          <w:sz w:val="28"/>
-        </w:rPr>
-        <w:t>:</w:t>
-      </w:r>
-    </w:p>
-    <w:p>
-      <w:pPr>
-        <w:spacing w:after="0" w:line="240" w:lineRule="auto"/>
-        <w:rPr>
-          <w:rFonts w:ascii="Times New Roman" w:hAnsi="Times New Roman"/>
-          <w:sz w:val="28"/>
-        </w:rPr>
-      </w:pPr>
-      <w:r>
-        <w:rPr>
-          <w:rFonts w:ascii="Times New Roman" w:hAnsi="Times New Roman"/>
-          <w:sz w:val="28"/>
-        </w:rPr>
-        <w:t>Thu nhập từ</w:t>
-      </w:r>
-      <w:r>
-        <w:rPr>
-          <w:rFonts w:ascii="Times New Roman" w:hAnsi="Times New Roman"/>
-          <w:sz w:val="28"/>
-        </w:rPr>
-        <w:t xml:space="preserve"> lương</w:t>
-      </w:r>
-      <w:r>
-        <w:rPr>
-          <w:rFonts w:ascii="Times New Roman" w:hAnsi="Times New Roman"/>
-          <w:sz w:val="28"/>
-        </w:rPr>
-        <w:t xml:space="preserve">: </w:t>
-      </w:r>
-      <w:r>
-        <w:rPr>
-          <w:rFonts w:ascii="Times New Roman" w:hAnsi="Times New Roman"/>
-          <w:sz w:val="28"/>
-        </w:rPr>
-        <w:tab/>
-      </w:r>
-      <w:r>
-        <w:rPr>
-          <w:rFonts w:ascii="Times New Roman" w:hAnsi="Times New Roman"/>
-          <w:sz w:val="28"/>
-        </w:rPr>
-        <w:tab/>
-      </w:r>
-      <w:r>
-        <w:rPr>
-          <w:rFonts w:ascii="Times New Roman" w:hAnsi="Times New Roman"/>
-          <w:sz w:val="28"/>
-        </w:rPr>
-        <w:tab/>
-      </w:r>
-      <w:r>
-        <w:rPr>
-          <w:rFonts w:ascii="Times New Roman" w:hAnsi="Times New Roman"/>
-          <w:sz w:val="28"/>
-        </w:rPr>
-        <w:tab/>
-      </w:r>
-      <w:r>
-        <w:rPr>
-          <w:rFonts w:ascii="Times New Roman" w:hAnsi="Times New Roman"/>
-          <w:sz w:val="28"/>
-        </w:rPr>
-        <w:t>{{tienLuongKH}}</w:t>
-      </w:r>
-      <w:r>
-        <w:rPr>
-          <w:rFonts w:ascii="Times New Roman" w:hAnsi="Times New Roman"/>
-          <w:sz w:val="28"/>
-        </w:rPr>
-        <w:tab/>
-      </w:r>
-      <w:r>
-        <w:rPr>
-          <w:rFonts w:ascii="Times New Roman" w:hAnsi="Times New Roman"/>
-          <w:sz w:val="28"/>
-        </w:rPr>
-        <w:tab/>
-      </w:r>
-      <w:r>
-        <w:rPr>
-          <w:rFonts w:ascii="Times New Roman" w:hAnsi="Times New Roman"/>
-          <w:sz w:val="28"/>
-        </w:rPr>
-        <w:t>đồng/năm</w:t>
-      </w:r>
-    </w:p>
-    <w:p>
-      <w:pPr>
-        <w:spacing w:after="0" w:line="240" w:lineRule="auto"/>
-        <w:rPr>
-          <w:rFonts w:ascii="Times New Roman" w:hAnsi="Times New Roman"/>
-          <w:sz w:val="28"/>
-        </w:rPr>
-      </w:pPr>
-      <w:r>
-        <w:rPr>
-          <w:rFonts w:ascii="Times New Roman" w:hAnsi="Times New Roman"/>
-          <w:sz w:val="28"/>
-        </w:rPr>
-        <w:t>{{noiDungNguonThuKhac}}:</w:t>
-      </w:r>
-      <w:r>
-        <w:rPr>
-          <w:rFonts w:ascii="Times New Roman" w:hAnsi="Times New Roman"/>
-          <w:sz w:val="28"/>
-        </w:rPr>
-        <w:tab/>
-      </w:r>
-      <w:r>
-        <w:rPr>
-          <w:rFonts w:ascii="Times New Roman" w:hAnsi="Times New Roman"/>
-          <w:sz w:val="28"/>
-        </w:rPr>
-        <w:tab/>
-        <w:t>{{tienNguonThuNhapKhac}}</w:t>
-      </w:r>
-      <w:r>
-        <w:rPr>
-          <w:rFonts w:ascii="Times New Roman" w:hAnsi="Times New Roman"/>
-          <w:sz w:val="28"/>
-        </w:rPr>
-        <w:tab/>
-      </w:r>
-      <w:r>
-        <w:rPr>
-          <w:rFonts w:ascii="Times New Roman" w:hAnsi="Times New Roman"/>
-          <w:sz w:val="28"/>
-        </w:rPr>
-        <w:tab/>
-      </w:r>
-      <w:r>
-        <w:rPr>
-          <w:rFonts w:ascii="Times New Roman" w:hAnsi="Times New Roman"/>
-          <w:sz w:val="28"/>
-        </w:rPr>
-        <w:t>đồng/năm</w:t>
-      </w:r>
-    </w:p>
-    <w:p>
-      <w:pPr>
-        <w:spacing w:after="0" w:line="240" w:lineRule="auto"/>
-        <w:rPr>
-          <w:rFonts w:ascii="Times New Roman" w:hAnsi="Times New Roman"/>
-          <w:sz w:val="28"/>
-        </w:rPr>
-      </w:pPr>
-      <w:r>
-        <w:rPr>
-          <w:rFonts w:ascii="Times New Roman" w:hAnsi="Times New Roman"/>
-          <w:sz w:val="28"/>
-        </w:rPr>
-        <w:t>Thu nhập từ nguồn thu khác:</w:t>
-      </w:r>
-      <w:r>
-        <w:rPr>
-          <w:rFonts w:ascii="Times New Roman" w:hAnsi="Times New Roman"/>
-          <w:sz w:val="28"/>
-        </w:rPr>
-        <w:tab/>
-      </w:r>
-      <w:r>
-        <w:rPr>
-          <w:rFonts w:ascii="Times New Roman" w:hAnsi="Times New Roman"/>
-          <w:sz w:val="28"/>
-        </w:rPr>
-        <w:tab/>
-      </w:r>
-      <w:r>
-        <w:rPr>
-          <w:rFonts w:ascii="Times New Roman" w:hAnsi="Times New Roman"/>
-          <w:sz w:val="28"/>
-        </w:rPr>
-        <w:tab/>
-        <w:t>0</w:t>
-      </w:r>
-      <w:r>
-        <w:rPr>
-          <w:rFonts w:ascii="Times New Roman" w:hAnsi="Times New Roman"/>
-          <w:sz w:val="28"/>
-        </w:rPr>
-        <w:tab/>
-      </w:r>
-      <w:r>
-        <w:rPr>
-          <w:rFonts w:ascii="Times New Roman" w:hAnsi="Times New Roman"/>
-          <w:sz w:val="28"/>
-        </w:rPr>
-        <w:tab/>
-      </w:r>
-      <w:r>
-        <w:rPr>
-          <w:rFonts w:ascii="Times New Roman" w:hAnsi="Times New Roman"/>
-          <w:sz w:val="28"/>
-        </w:rPr>
-        <w:tab/>
-      </w:r>
-      <w:r>
-        <w:rPr>
-          <w:rFonts w:ascii="Times New Roman" w:hAnsi="Times New Roman"/>
-          <w:sz w:val="28"/>
-        </w:rPr>
-        <w:t>đồng/năm</w:t>
-      </w:r>
-    </w:p>
-    <w:p>
-      <w:pPr>
-        <w:spacing w:after="0" w:line="240" w:lineRule="auto"/>
-        <w:rPr>
-          <w:rFonts w:ascii="Times New Roman" w:hAnsi="Times New Roman"/>
-          <w:sz w:val="28"/>
-        </w:rPr>
-      </w:pPr>
-      <w:r>
-        <w:rPr>
-          <w:rFonts w:ascii="Times New Roman" w:hAnsi="Times New Roman"/>
-          <w:b/>
-          <w:sz w:val="28"/>
           <w:u w:val="single"/>
         </w:rPr>
         <w:t>Nhận xét:</w:t>
@@ -1264,7 +1447,39 @@
           <w:rFonts w:ascii="Times New Roman" w:hAnsi="Times New Roman"/>
           <w:sz w:val="28"/>
         </w:rPr>
-        <w:t>Dư nợ hiện tại tại quỹ Thái Học:                               {{tienNoQTDTH}}           đồng</w:t>
+        <w:t xml:space="preserve">Dư nợ hiện tại tại quỹ Thái Học:                            </w:t>
+      </w:r>
+      <w:proofErr w:type="gramStart"/>
+      <w:r>
+        <w:rPr>
+          <w:rFonts w:ascii="Times New Roman" w:hAnsi="Times New Roman"/>
+          <w:sz w:val="28"/>
+        </w:rPr>
+        <w:t xml:space="preserve">   {</w:t>
+      </w:r>
+      <w:proofErr w:type="gramEnd"/>
+      <w:r>
+        <w:rPr>
+          <w:rFonts w:ascii="Times New Roman" w:hAnsi="Times New Roman"/>
+          <w:sz w:val="28"/>
+        </w:rPr>
+        <w:t>{tienNoQTDTH</w:t>
+      </w:r>
+      <w:proofErr w:type="gramStart"/>
+      <w:r>
+        <w:rPr>
+          <w:rFonts w:ascii="Times New Roman" w:hAnsi="Times New Roman"/>
+          <w:sz w:val="28"/>
+        </w:rPr>
+        <w:t xml:space="preserve">}}   </w:t>
+      </w:r>
+      <w:proofErr w:type="gramEnd"/>
+      <w:r>
+        <w:rPr>
+          <w:rFonts w:ascii="Times New Roman" w:hAnsi="Times New Roman"/>
+          <w:sz w:val="28"/>
+        </w:rPr>
+        <w:t xml:space="preserve">        đồng</w:t>
       </w:r>
     </w:p>
     <w:p>
@@ -1311,7 +1526,23 @@
           <w:sz w:val="28"/>
         </w:rPr>
         <w:tab/>
-        <w:t xml:space="preserve">     {{tienVayTCTDK}}           </w:t>
+        <w:t xml:space="preserve">  </w:t>
+      </w:r>
+      <w:proofErr w:type="gramStart"/>
+      <w:r>
+        <w:rPr>
+          <w:rFonts w:ascii="Times New Roman" w:hAnsi="Times New Roman"/>
+          <w:sz w:val="28"/>
+        </w:rPr>
+        <w:t xml:space="preserve">   {</w:t>
+      </w:r>
+      <w:proofErr w:type="gramEnd"/>
+      <w:r>
+        <w:rPr>
+          <w:rFonts w:ascii="Times New Roman" w:hAnsi="Times New Roman"/>
+          <w:sz w:val="28"/>
+        </w:rPr>
+        <w:t xml:space="preserve">{tienVayTCTDK}}           </w:t>
       </w:r>
     </w:p>
     <w:p>
@@ -1492,7 +1723,23 @@
           <w:sz w:val="28"/>
         </w:rPr>
         <w:tab/>
-        <w:t xml:space="preserve">{{vonTuCo}}          </w:t>
+        <w:t>{{vonTuCo</w:t>
+      </w:r>
+      <w:proofErr w:type="gramStart"/>
+      <w:r>
+        <w:rPr>
+          <w:rFonts w:ascii="Times New Roman" w:hAnsi="Times New Roman"/>
+          <w:sz w:val="28"/>
+        </w:rPr>
+        <w:t xml:space="preserve">}}   </w:t>
+      </w:r>
+      <w:proofErr w:type="gramEnd"/>
+      <w:r>
+        <w:rPr>
+          <w:rFonts w:ascii="Times New Roman" w:hAnsi="Times New Roman"/>
+          <w:sz w:val="28"/>
+        </w:rPr>
+        <w:t xml:space="preserve">       </w:t>
       </w:r>
       <w:r>
         <w:rPr>
@@ -1558,7 +1805,23 @@
           <w:rFonts w:ascii="Times New Roman" w:hAnsi="Times New Roman"/>
           <w:sz w:val="28"/>
         </w:rPr>
-        <w:t xml:space="preserve">{{tienso}}          </w:t>
+        <w:t>{{tienso</w:t>
+      </w:r>
+      <w:proofErr w:type="gramStart"/>
+      <w:r>
+        <w:rPr>
+          <w:rFonts w:ascii="Times New Roman" w:hAnsi="Times New Roman"/>
+          <w:sz w:val="28"/>
+        </w:rPr>
+        <w:t xml:space="preserve">}}   </w:t>
+      </w:r>
+      <w:proofErr w:type="gramEnd"/>
+      <w:r>
+        <w:rPr>
+          <w:rFonts w:ascii="Times New Roman" w:hAnsi="Times New Roman"/>
+          <w:sz w:val="28"/>
+        </w:rPr>
+        <w:t xml:space="preserve">       </w:t>
       </w:r>
       <w:r>
         <w:rPr>
@@ -2107,7 +2370,23 @@
           <w:rFonts w:ascii="Times New Roman" w:hAnsi="Times New Roman"/>
           <w:sz w:val="28"/>
         </w:rPr>
-        <w:t xml:space="preserve"> đồng  (Bằng chữ</w:t>
+        <w:t xml:space="preserve"> </w:t>
+      </w:r>
+      <w:proofErr w:type="gramStart"/>
+      <w:r>
+        <w:rPr>
+          <w:rFonts w:ascii="Times New Roman" w:hAnsi="Times New Roman"/>
+          <w:sz w:val="28"/>
+        </w:rPr>
+        <w:t>đồng  (</w:t>
+      </w:r>
+      <w:proofErr w:type="gramEnd"/>
+      <w:r>
+        <w:rPr>
+          <w:rFonts w:ascii="Times New Roman" w:hAnsi="Times New Roman"/>
+          <w:sz w:val="28"/>
+        </w:rPr>
+        <w:t>Bằng chữ</w:t>
       </w:r>
       <w:r>
         <w:rPr>
@@ -2168,7 +2447,15 @@
           <w:rFonts w:ascii="Times New Roman" w:hAnsi="Times New Roman"/>
           <w:sz w:val="28"/>
         </w:rPr>
-        <w:t>{{phanTramTyLe}}</w:t>
+        <w:t>{{phanTramTyLe</w:t>
+      </w:r>
+      <w:proofErr w:type="gramStart"/>
+      <w:r>
+        <w:rPr>
+          <w:rFonts w:ascii="Times New Roman" w:hAnsi="Times New Roman"/>
+          <w:sz w:val="28"/>
+        </w:rPr>
+        <w:t>}}</w:t>
       </w:r>
       <w:r>
         <w:rPr>
@@ -2177,6 +2464,7 @@
         </w:rPr>
         <w:t>%</w:t>
       </w:r>
+      <w:proofErr w:type="gramEnd"/>
     </w:p>
     <w:p>
       <w:pPr>
@@ -2337,14 +2625,30 @@
           <w:sz w:val="28"/>
         </w:rPr>
         <w:tab/>
-        <w:t>{{gtkh}}: {{kh}}</w:t>
-      </w:r>
-      <w:r>
-        <w:rPr>
-          <w:rFonts w:ascii="Times New Roman" w:hAnsi="Times New Roman"/>
-          <w:sz w:val="28"/>
-        </w:rPr>
-        <w:t xml:space="preserve">           </w:t>
+        <w:t>{{gtkh}}: {{kh</w:t>
+      </w:r>
+      <w:proofErr w:type="gramStart"/>
+      <w:r>
+        <w:rPr>
+          <w:rFonts w:ascii="Times New Roman" w:hAnsi="Times New Roman"/>
+          <w:sz w:val="28"/>
+        </w:rPr>
+        <w:t>}}</w:t>
+      </w:r>
+      <w:r>
+        <w:rPr>
+          <w:rFonts w:ascii="Times New Roman" w:hAnsi="Times New Roman"/>
+          <w:sz w:val="28"/>
+        </w:rPr>
+        <w:t xml:space="preserve">   </w:t>
+      </w:r>
+      <w:proofErr w:type="gramEnd"/>
+      <w:r>
+        <w:rPr>
+          <w:rFonts w:ascii="Times New Roman" w:hAnsi="Times New Roman"/>
+          <w:sz w:val="28"/>
+        </w:rPr>
+        <w:t xml:space="preserve">        </w:t>
       </w:r>
       <w:r>
         <w:rPr>
@@ -2358,7 +2662,23 @@
           <w:rFonts w:ascii="Times New Roman" w:hAnsi="Times New Roman"/>
           <w:sz w:val="28"/>
         </w:rPr>
-        <w:t xml:space="preserve">             {{gtnt}}</w:t>
+        <w:t xml:space="preserve">          </w:t>
+      </w:r>
+      <w:proofErr w:type="gramStart"/>
+      <w:r>
+        <w:rPr>
+          <w:rFonts w:ascii="Times New Roman" w:hAnsi="Times New Roman"/>
+          <w:sz w:val="28"/>
+        </w:rPr>
+        <w:t xml:space="preserve">   {</w:t>
+      </w:r>
+      <w:proofErr w:type="gramEnd"/>
+      <w:r>
+        <w:rPr>
+          <w:rFonts w:ascii="Times New Roman" w:hAnsi="Times New Roman"/>
+          <w:sz w:val="28"/>
+        </w:rPr>
+        <w:t>{gtnt}}</w:t>
       </w:r>
       <w:r>
         <w:rPr>
@@ -2404,7 +2724,23 @@
           <w:rFonts w:ascii="Times New Roman" w:hAnsi="Times New Roman"/>
           <w:sz w:val="28"/>
         </w:rPr>
-        <w:t>Số tiền cho vay:                   {{tienso}} (Bằng chữ: {{tc}}).</w:t>
+        <w:t xml:space="preserve">Số tiền cho vay:                </w:t>
+      </w:r>
+      <w:proofErr w:type="gramStart"/>
+      <w:r>
+        <w:rPr>
+          <w:rFonts w:ascii="Times New Roman" w:hAnsi="Times New Roman"/>
+          <w:sz w:val="28"/>
+        </w:rPr>
+        <w:t xml:space="preserve">   {</w:t>
+      </w:r>
+      <w:proofErr w:type="gramEnd"/>
+      <w:r>
+        <w:rPr>
+          <w:rFonts w:ascii="Times New Roman" w:hAnsi="Times New Roman"/>
+          <w:sz w:val="28"/>
+        </w:rPr>
+        <w:t>{tienso}} (Bằng chữ: {{tc}}).</w:t>
       </w:r>
     </w:p>
     <w:p>
@@ -2652,7 +2988,7 @@
 </file>
 
 <file path=word/styles.xml><?xml version="1.0" encoding="utf-8"?>
-<w:styles xmlns:mc="http://schemas.openxmlformats.org/markup-compatibility/2006" xmlns:r="http://schemas.openxmlformats.org/officeDocument/2006/relationships" xmlns:w="http://schemas.openxmlformats.org/wordprocessingml/2006/main" xmlns:w14="http://schemas.microsoft.com/office/word/2010/wordml" xmlns:w15="http://schemas.microsoft.com/office/word/2012/wordml" xmlns:w16se="http://schemas.microsoft.com/office/word/2015/wordml/symex" mc:Ignorable="w14 w15 w16se">
+<w:styles xmlns:mc="http://schemas.openxmlformats.org/markup-compatibility/2006" xmlns:r="http://schemas.openxmlformats.org/officeDocument/2006/relationships" xmlns:w="http://schemas.openxmlformats.org/wordprocessingml/2006/main" xmlns:w14="http://schemas.microsoft.com/office/word/2010/wordml" xmlns:w15="http://schemas.microsoft.com/office/word/2012/wordml" xmlns:w16cex="http://schemas.microsoft.com/office/word/2018/wordml/cex" xmlns:w16cid="http://schemas.microsoft.com/office/word/2016/wordml/cid" xmlns:w16="http://schemas.microsoft.com/office/word/2018/wordml" xmlns:w16du="http://schemas.microsoft.com/office/word/2023/wordml/word16du" xmlns:w16sdtdh="http://schemas.microsoft.com/office/word/2020/wordml/sdtdatahash" xmlns:w16sdtfl="http://schemas.microsoft.com/office/word/2024/wordml/sdtformatlock" xmlns:w16se="http://schemas.microsoft.com/office/word/2015/wordml/symex" mc:Ignorable="w14 w15 w16se w16cid w16 w16cex w16sdtdh w16sdtfl w16du">
   <w:docDefaults>
     <w:rPrDefault>
       <w:rPr>
@@ -2668,7 +3004,7 @@
       </w:pPr>
     </w:pPrDefault>
   </w:docDefaults>
-  <w:latentStyles w:defLockedState="0" w:defUIPriority="99" w:defSemiHidden="0" w:defUnhideWhenUsed="0" w:defQFormat="0" w:count="371">
+  <w:latentStyles w:defLockedState="0" w:defUIPriority="99" w:defSemiHidden="0" w:defUnhideWhenUsed="0" w:defQFormat="0" w:count="376">
     <w:lsdException w:name="Normal" w:uiPriority="0" w:qFormat="1"/>
     <w:lsdException w:name="heading 1" w:uiPriority="9" w:qFormat="1"/>
     <w:lsdException w:name="heading 2" w:semiHidden="1" w:uiPriority="9" w:unhideWhenUsed="1" w:qFormat="1"/>
@@ -3040,6 +3376,11 @@
     <w:lsdException w:name="List Table 5 Dark Accent 6" w:uiPriority="50"/>
     <w:lsdException w:name="List Table 6 Colorful Accent 6" w:uiPriority="51"/>
     <w:lsdException w:name="List Table 7 Colorful Accent 6" w:uiPriority="52"/>
+    <w:lsdException w:name="Mention" w:semiHidden="1" w:unhideWhenUsed="1"/>
+    <w:lsdException w:name="Smart Hyperlink" w:semiHidden="1" w:unhideWhenUsed="1"/>
+    <w:lsdException w:name="Hashtag" w:semiHidden="1" w:unhideWhenUsed="1"/>
+    <w:lsdException w:name="Unresolved Mention" w:semiHidden="1" w:unhideWhenUsed="1"/>
+    <w:lsdException w:name="Smart Link" w:semiHidden="1" w:unhideWhenUsed="1"/>
   </w:latentStyles>
   <w:style w:type="paragraph" w:default="1" w:styleId="Normal">
     <w:name w:val="Normal"/>
